--- a/CSDS/A/CSDS-A-A9/19.IEEE_Paper.docx
+++ b/CSDS/A/CSDS-A-A9/19.IEEE_Paper.docx
@@ -481,7 +481,7 @@
           <w:rFonts w:ascii="Times New Roman" w:hAnsi="Times New Roman" w:cs="Times New Roman" w:eastAsia="Times New Roman"/>
           <w:sz w:val="18"/>
         </w:rPr>
-        <w:t>Federated language models keep raw data on client devices, yet every client's influence stays in the shared parameters, so a right-to-be-forgotten request can be met only by retraining or by an unverifiable heuristic. This paper presents ForgetSafe, a reproducible demonstrator of certified client-level unlearning for federated language models. Each client's clipped parameter update is tracked; a deletion request subtracts that update from the noisy aggregate, and the result is checked against a retained-only recomputation, a membership-inference attack, a utility measure and a hash-chained audit ledger, which together issue a certificate. The model is a character-bigram proxy for an LLM adapter, trained on 25 sentences held by five simulated clients. Over 250 requests, removal is exact by construction (distance 3e-14) and utility retention is 97.1 %, but the default noise leaves the model worse than a uniform one (perplexity 142) and the attack at chance (AUC 0.52). Without noise, attack AUC falls from 0.99 to 0.54 after removal. We report these limits, the audit ledger's blind spots and the route to real LLM adapters.</w:t>
+        <w:t>Federated language models keep raw data on client devices, yet every client's influence stays in the shared parameters, so a right-to-be-forgotten request can be met only by retraining or by an unverifiable heuristic. This paper presents ForgetSafe, a reproducible framework for certified client-level unlearning. Each client's clipped parameter update is tracked; a deletion request subtracts it from the noisy aggregate, and the result is checked against a retained-only recomputation, a membership-inference attack, a utility measure and a hash-chained audit ledger, which together issue a certificate. The method is measured on synthetic data with a bigram proxy, a larger synthetic corpus and LoRA-style adapters of a small neural language model. Removal is exact (distance 3e-14) and matches a fresh-noise retrain in distribution; without noise the attack AUC falls from 0.99 to 0.54 and, for adapters, from 0.78 to 0.53. The default noise (ε = 1.61) leaves the five-client model worse than uniform, whereas ε &lt; 1 and a useful model coexist once the federation reaches about 1,000 clients. Load, security and acceptance tests expose 8 defects in the service.</w:t>
       </w:r>
     </w:p>
     <w:p>
@@ -535,7 +535,7 @@
           <w:i w:val="0"/>
           <w:sz w:val="20"/>
         </w:rPr>
-        <w:t>Machine unlearning for federated large language models (LLMs) is a young field. Following the review method of the base paper [1], which organises a research area into a taxonomy, compares the strengths and limits of each class and states the open gap, this paper surveys the area (Section II) and then builds and measures a small certified-unlearning framework (Sections III and IV). The base paper itself reviews sign-language recognition, so only its method, not its subject, is used.</w:t>
+        <w:t>Machine unlearning for federated large language models (LLMs) is a young field. Following the review method of the base paper [1], which organises a research area into a taxonomy, compares the strengths and limits of each class and states the open gap, this paper surveys the area (Section II) and then builds and measures a certified-unlearning framework (Sections III and IV). The base paper reviews sign-language recognition, so only its method, not its subject, is used.</w:t>
       </w:r>
     </w:p>
     <w:p>
@@ -552,7 +552,7 @@
           <w:i w:val="0"/>
           <w:sz w:val="20"/>
         </w:rPr>
-        <w:t>In federated learning, clients train locally and send only parameter updates to a server [2]; parameter-efficient adapters such as LoRA [3] make this practical for LLMs. Raw text never leaves a client, but the client's influence stays in the shared parameters, and large models can reproduce training text [4]. Data-protection law gives individuals a right to erasure [5], so a client may demand that its contribution be removed. Today this is done in one of three ways: retraining from scratch, which is exact but costs a full training run per request; retraining only affected shards [6]; or approximate weight edits that come with no proof [7]. Certified removal exists for convex, centralised models [8, 9], but a federated pipeline that removes a client, proves the removal and leaves an audit record that a regulator can check is still missing.</w:t>
+        <w:t>In federated learning, clients train locally and send only parameter updates to a server [2]; parameter-efficient adapters such as LoRA [3] make this practical for LLMs. Raw text never leaves a client, but the client's influence stays in the shared parameters, and large models can reproduce training text [4]. Data-protection law gives individuals a right to erasure [5], so a client may demand that its contribution be removed. Today this is done by retraining from scratch, which is exact but costs a full training run per request; by retraining only affected shards [6]; or by approximate weight edits that come with no proof [7]. Certified removal exists for convex, centralised models [8, 9], but a federated pipeline that removes a client, proves the removal and leaves an audit record that a regulator can check is still missing.</w:t>
       </w:r>
     </w:p>
     <w:p>
@@ -569,7 +569,7 @@
           <w:i w:val="0"/>
           <w:sz w:val="20"/>
         </w:rPr>
-        <w:t>The study asks four questions. Does removal by subtraction give the same model as retraining? Does the certificate's own check mean anything? What do the differential-privacy noise and its bound do to utility and to leakage? And can the audit ledger be trusted by a regulator? The answers are measured on a small, fully reproducible system, so that every number can be recomputed in minutes on an ordinary PC.</w:t>
+        <w:t>The study asks four questions. Does removal by subtraction give the same model as retraining? Does the certificate's own check mean anything? What do the differential-privacy noise and its bound do to utility and to leakage? And can the audit ledger be trusted? All answers are measured on synthetic data and can be recomputed on an ordinary PC.</w:t>
       </w:r>
     </w:p>
     <w:p>
@@ -646,7 +646,7 @@
         </w:rPr>
         <w:t>3)</w:t>
         <w:tab/>
-        <w:t>an evaluation that tests the certificate itself (50 seeds, a noise sweep, a fresh-noise retrain comparison, a noise-free attack and an audit-tamper matrix);</w:t>
+        <w:t>an evaluation that tests the certificate itself on three models (a bigram proxy, a larger synthetic corpus and LoRA-style neural adapters) with fresh-noise retraining, noise-free attacks, a noise sweep and an audit-tamper matrix;</w:t>
       </w:r>
     </w:p>
     <w:p>
@@ -666,7 +666,7 @@
         </w:rPr>
         <w:t>4)</w:t>
         <w:tab/>
-        <w:t>a plain account of what is not shown: the model is a bigram proxy, the default noise swamps the signal, and the ledger has blind spots.</w:t>
+        <w:t>measurements of the service (load, concurrency, 58 hostile requests, scripted acceptance) and of the federation size at which ε &lt; 1 and a useful model coexist.</w:t>
       </w:r>
     </w:p>
     <w:p>
@@ -747,7 +747,7 @@
           <w:i w:val="0"/>
           <w:sz w:val="20"/>
         </w:rPr>
-        <w:t>The backend uses only the Python 3.11.9 standard library (http.server, hashlib, unittest). The interface is React 19 with Vite 8 and Recharts on Node.js 24.19; screens were captured with Playwright in Chrome.</w:t>
+        <w:t>The engine and server use only the Python 3.11.9 standard library (http.server, hashlib, unittest); the neural study uses PyTorch 2.14 (CPU). The interface is React 19 with Vite 8 and Recharts on Node.js 24.19; screens and acceptance runs use Playwright in Chrome.</w:t>
       </w:r>
     </w:p>
     <w:p>
@@ -794,7 +794,7 @@
           <w:i w:val="0"/>
           <w:sz w:val="20"/>
         </w:rPr>
-        <w:t>Khan et al. [1] review deep-learning approaches to continuous sign language recognition (IEEE Access, 2025, 21 pages). They organise the studies into a taxonomy covering sign language, data collection, input method, gesture signals, identification methods and datasets, split the models into spatial, temporal and alignment approaches with their benefits and drawbacks, and close with challenges such as real-time processing, dataset diversity and signer variability. Its subject is unrelated to unlearning, so it offers no result that ForgetSafe could be compared with; what is taken from it is the taxonomy, compare, find-the-gap method used in this section.</w:t>
+        <w:t>Khan et al. [1] review deep-learning approaches to continuous sign language recognition (IEEE Access, 2025). They organise the studies into a taxonomy covering sign language, data collection, input method, gesture signals, identification methods and datasets, split the models into spatial, temporal and alignment approaches with their benefits and drawbacks, and close with challenges such as real-time processing, dataset diversity and signer variability. Its subject is unrelated to unlearning, so it offers no result that ForgetSafe could be compared with; what is taken from it is the taxonomy, compare, find-the-gap method used in this section.</w:t>
       </w:r>
     </w:p>
     <w:p>
@@ -871,7 +871,7 @@
           <w:i w:val="0"/>
           <w:sz w:val="20"/>
         </w:rPr>
-        <w:t xml:space="preserve"> FedEraser [7] keeps the clients' historical updates on the server and calibrates them to rebuild a model without one client, which is the idea ForgetSafe reduces to its simplest form. A recent survey [11] compares FedEraser, FedCIO, FedRecovery and F2UL and finds a trade-off between removal precision and cost, and calls for standard evaluation metrics. </w:t>
+        <w:t xml:space="preserve"> FedEraser [7] keeps the clients' historical updates on the server and calibrates them to rebuild a model without one client, the idea ForgetSafe reduces to its simplest form. A recent survey [11] compares FedEraser, FedCIO, FedRecovery and F2UL, finds a trade-off between removal precision and cost, and calls for standard evaluation metrics. </w:t>
       </w:r>
       <w:r>
         <w:rPr>
@@ -933,7 +933,7 @@
           <w:i w:val="0"/>
           <w:sz w:val="20"/>
         </w:rPr>
-        <w:t xml:space="preserve"> Retraining and sharding give exact removal, but their cost grows with model size and request rate. Certified removal gives a formal guarantee, but only for convex models. Historical-update methods are cheap but approximate. The memorisation-aware and primal-dual methods target neural networks and report agreement with retraining on benchmarks, not a per-request proof, and the LLM framework [13] concentrates on measuring forgetting and utility rather than on evidence a regulator can check. The survey [11] names the needs that remain open: standard metrics, efficiency and non-IID data. The privacy literature adds a warning that matters here: a differential-privacy statement describes a release mechanism, and it says nothing about forgetting unless the noise and the accounting are handled again after the removal.</w:t>
+        <w:t xml:space="preserve"> Retraining and sharding give exact removal, but cost grows with model size and request rate. Certified removal gives a formal guarantee, but only for convex models. Historical-update methods are cheap but approximate. The memorisation-aware and primal-dual methods target neural networks and report agreement with retraining on benchmarks, not a per-request proof, and the LLM framework [13] concentrates on measuring forgetting and utility rather than on evidence a regulator can check. A differential-privacy statement describes a release mechanism and says nothing about forgetting unless the noise and the accounting are handled again after the removal.</w:t>
       </w:r>
     </w:p>
     <w:p>
@@ -1887,7 +1887,7 @@
                 <w:b w:val="0"/>
                 <w:sz w:val="13"/>
               </w:rPr>
-              <w:t>25 sentences, 5 clients</w:t>
+              <w:t>Synthetic: 5 bigram clients; 20-domain corpus; 8 neural-adapter clients</w:t>
             </w:r>
           </w:p>
         </w:tc>
@@ -1933,7 +1933,7 @@
                 <w:b w:val="0"/>
                 <w:sz w:val="13"/>
               </w:rPr>
-              <w:t>Bigram proxy; noise-dominated default</w:t>
+              <w:t>Linear one-round aggregate; small models</w:t>
             </w:r>
           </w:p>
         </w:tc>
@@ -1967,7 +1967,7 @@
           <w:i w:val="0"/>
           <w:sz w:val="20"/>
         </w:rPr>
-        <w:t xml:space="preserve"> The works above remove influence heuristically, with an empirical or a convex-model guarantee; none ties a federated removal to a certificate, an independent check and a tamper-evident record, and none asks whether such a certificate is itself sound. ForgetSafe addresses the first part at demonstrator scale and the second part by testing its own certificate. The project's own survey lists the same existing practice and its limits: full retraining is too expensive for large federated LLMs, gradient-ascent or weight-adjustment heuristics give no formal guarantee, sharded training adds architectural complexity, differentially private training limits individual influence but costs utility, and unlearning is generally not verifiable or auditable for a regulator and mostly targets centralised rather than federated LLM models. Those five limits frame the four questions in Section I.</w:t>
+        <w:t xml:space="preserve"> The works above remove influence heuristically, with an empirical or a convex-model guarantee; none ties a federated removal to a certificate, an independent check and a tamper-evident record, and none asks whether such a certificate is itself sound. ForgetSafe provides the first and tests the second. The project's survey lists the same practice and its limits: full retraining is too expensive for large federated LLMs, heuristics give no formal guarantee, sharding adds complexity, differentially private training costs utility, and unlearning is mostly neither verifiable nor auditable. Those limits frame the four questions in Section I.</w:t>
       </w:r>
     </w:p>
     <w:p>
@@ -2014,7 +2014,7 @@
           <w:i w:val="0"/>
           <w:sz w:val="20"/>
         </w:rPr>
-        <w:t>Fig. 1 shows the system and Fig. 2 the main flow. A Python standard-library server (port 8109) holds one engine; a React interface (port 5109) calls nine JSON endpoints: health, state, train, session, unlearn, generate, audit verify, latest certificate and the legacy page. Training builds the noisy global model; an unlearning request removes one client and runs the checks; every training and unlearning event is appended to the ledger.</w:t>
+        <w:t>Fig. 1 shows the system and Fig. 2 the main flow. A Python standard-library server (port 8109) holds one engine; a React interface (port 5109) calls nine JSON endpoints. Training builds the noisy global model; an unlearning request removes one client and runs the checks; every training and unlearning event is appended to the ledger.</w:t>
       </w:r>
     </w:p>
     <w:p>
@@ -2137,7 +2137,7 @@
           <w:i/>
           <w:sz w:val="20"/>
         </w:rPr>
-        <w:t>B. Data and Model</w:t>
+        <w:t>B. Data and Models</w:t>
       </w:r>
     </w:p>
     <w:p>
@@ -2151,10 +2151,71 @@
         <w:rPr>
           <w:rFonts w:ascii="Times New Roman" w:hAnsi="Times New Roman" w:cs="Times New Roman" w:eastAsia="Times New Roman"/>
           <w:b w:val="0"/>
+          <w:i/>
+          <w:sz w:val="20"/>
+        </w:rPr>
+        <w:t>Bigram proxy.</w:t>
+      </w:r>
+      <w:r>
+        <w:rPr>
+          <w:rFonts w:ascii="Times New Roman" w:hAnsi="Times New Roman" w:cs="Times New Roman" w:eastAsia="Times New Roman"/>
+          <w:b w:val="0"/>
           <w:i w:val="0"/>
           <w:sz w:val="20"/>
         </w:rPr>
-        <w:t>Five simulated clients (Finance, Healthcare, Education, Retail, Travel) hold five hand-written sentences each, 25 records in all; five public sentences measure utility and five unseen sentences serve as non-members. No external dataset is used. Text is lower-cased to a 33-symbol alphabet with start and end markers. The model is a character bigram: a client's update u is the vector of its 33 × 33 = 1,089 bigram counts, standing in for an LLM adapter update, and the next-character distribution is P(c′|c) ∝ max(0, θ[c, c′]) + 0.15.</w:t>
+        <w:t xml:space="preserve"> Five simulated clients (Finance, Healthcare, Education, Retail, Travel) hold five hand-written sentences each; five public sentences measure utility and five unseen sentences serve as non-members. Text is lower-cased to a 33-symbol alphabet. A client's update u is the vector of its 33 × 33 = 1,089 bigram counts, and the next-character distribution is P(c′|c) ∝ max(0, θ[c, c′]) + 0.15.</w:t>
+      </w:r>
+    </w:p>
+    <w:p>
+      <w:pPr>
+        <w:keepNext w:val="0"/>
+        <w:spacing w:after="0" w:before="0"/>
+        <w:ind w:firstLine="288"/>
+        <w:jc w:val="both"/>
+      </w:pPr>
+      <w:r>
+        <w:rPr>
+          <w:rFonts w:ascii="Times New Roman" w:hAnsi="Times New Roman" w:cs="Times New Roman" w:eastAsia="Times New Roman"/>
+          <w:b w:val="0"/>
+          <w:i/>
+          <w:sz w:val="20"/>
+        </w:rPr>
+        <w:t>Synthetic corpus.</w:t>
+      </w:r>
+      <w:r>
+        <w:rPr>
+          <w:rFonts w:ascii="Times New Roman" w:hAnsi="Times New Roman" w:cs="Times New Roman" w:eastAsia="Times New Roman"/>
+          <w:b w:val="0"/>
+          <w:i w:val="0"/>
+          <w:sz w:val="20"/>
+        </w:rPr>
+        <w:t xml:space="preserve"> A seeded template grammar with 20 domains gives each client 200 training and 200 held-out sentences and a 300-sentence public set; the engine classes run unchanged. A raw update of such a client has norm about 1,239, so C = 25 would shrink it 50-fold; C is set to the median norm. The domain-level attack scores a client's training sentences against other clients' held-out sentences; the sample-level attack uses its own held-out sentences.</w:t>
+      </w:r>
+    </w:p>
+    <w:p>
+      <w:pPr>
+        <w:keepNext w:val="0"/>
+        <w:spacing w:after="0" w:before="0"/>
+        <w:ind w:firstLine="288"/>
+        <w:jc w:val="both"/>
+      </w:pPr>
+      <w:r>
+        <w:rPr>
+          <w:rFonts w:ascii="Times New Roman" w:hAnsi="Times New Roman" w:cs="Times New Roman" w:eastAsia="Times New Roman"/>
+          <w:b w:val="0"/>
+          <w:i/>
+          <w:sz w:val="20"/>
+        </w:rPr>
+        <w:t>Neural adapters.</w:t>
+      </w:r>
+      <w:r>
+        <w:rPr>
+          <w:rFonts w:ascii="Times New Roman" w:hAnsi="Times New Roman" w:cs="Times New Roman" w:eastAsia="Times New Roman"/>
+          <w:b w:val="0"/>
+          <w:i w:val="0"/>
+          <w:sz w:val="20"/>
+        </w:rPr>
+        <w:t xml:space="preserve"> A character-level GRU (137,151 parameters) is pre-trained on a synthetic public pool and frozen. Each of eight synthetic clients trains a rank-64 LoRA-style adapter [3] (14,272 parameters) on 150 sentences of its own grammar and vocabulary. The adapter vectors are clipped at the median raw norm (C ≈ 13), summed, noised and divided by n exactly as the bigram counts are, and removal subtracts the stored adapter.</w:t>
       </w:r>
     </w:p>
     <w:p>
@@ -2186,7 +2247,7 @@
           <w:i w:val="0"/>
           <w:sz w:val="20"/>
         </w:rPr>
-        <w:t>With C = 25, noise multiplier σ = 3 and n clients, training releases</w:t>
+        <w:t>With clip norm C, noise multiplier σ and n clients, training releases</w:t>
       </w:r>
     </w:p>
     <w:p>
@@ -2383,7 +2444,7 @@
           <w:i w:val="0"/>
           <w:sz w:val="20"/>
         </w:rPr>
-        <w:t>giving ε = 1.615. A request for client j stores nothing new and computes</w:t>
+        <w:t>giving ε = 1.615 at C = 25, σ = 3. A request for client j stores nothing new and computes</w:t>
       </w:r>
     </w:p>
     <w:p>
@@ -2599,7 +2660,7 @@
           <w:i w:val="0"/>
           <w:sz w:val="20"/>
         </w:rPr>
-        <w:t>Because the aggregate is linear, Δ is zero up to floating-point error: the certificate's reference check is an identity, not an independent retrain, since it reuses the stored noise z. The status is CERTIFIED only if Δ passes and utility retention stays at or above 70 %, where utility = 0.65·accuracy + 0.35/(1 + ln(1 + perplexity)) and retention is the ratio after to before.</w:t>
+        <w:t>Because the aggregate is linear, Δ is zero up to rounding: the certificate's reference check is an identity, not an independent retrain, since it reuses the stored noise z. The status is CERTIFIED only if Δ passes and utility retention stays at or above 70 %, where utility = 0.65·accuracy + 0.35/(1 + ln(1 + perplexity)) and retention is the ratio after to before.</w:t>
       </w:r>
     </w:p>
     <w:p>
@@ -2631,7 +2692,7 @@
           <w:i w:val="0"/>
           <w:sz w:val="20"/>
         </w:rPr>
-        <w:t>Subtracting a stored update was chosen because it needs no raw data, costs O(d) in the parameter count d, and is exact for a linear aggregate; the price is that the server must store every client's clipped update, itself a sensitive artefact. For multi-round nonlinear LLM fine-tuning an update influences later updates, so exact subtraction would no longer hold and methods such as [7, 12] become necessary. The Gaussian noise gives the one-shot release bound in (3); it is the classical calibration [15], which is formally valid only for ε &lt; 1. Adding or removing one client changes Σû by at most C in L2, so noise of standard deviation σC per coordinate is the Gaussian mechanism with L2 sensitivity C, and the model θ and anything computed from it are post-processing of that one release. The unlearned model reuses z: it is a second function of the same noisy release, not a fresh one. That is why ε in (3) is reported unchanged after a removal and why it is not, by itself, a statement about forgetting.</w:t>
+        <w:t>Subtracting a stored update needs no raw data, costs O(d) in the parameter count d, and is exact for a linear aggregate; the price is that the server must store every client's clipped update, itself a sensitive artefact. For multi-round nonlinear fine-tuning an update influences later updates, so exact subtraction no longer holds and methods such as [7, 12] become necessary. Adding or removing one client changes Σû by at most C in L2, so noise of standard deviation σC per coordinate is the Gaussian mechanism [15] with sensitivity C, and (3) is its classical calibration, formally valid only for ε &lt; 1. The unlearned model reuses z: it is a second function of the same noisy release, not a fresh one, so ε in (3) is reported unchanged after a removal and is not, by itself, a statement about forgetting.</w:t>
       </w:r>
     </w:p>
     <w:p>
@@ -2646,7 +2707,7 @@
           <w:i/>
           <w:sz w:val="20"/>
         </w:rPr>
-        <w:t>E. Verification and Audit</w:t>
+        <w:t>E. Verification, Algorithms and Audit</w:t>
       </w:r>
     </w:p>
     <w:p>
@@ -2663,24 +2724,7 @@
           <w:i w:val="0"/>
           <w:sz w:val="20"/>
         </w:rPr>
-        <w:t>A bigram proxy was chosen because it keeps what matters for the question, a linear federated aggregate, clipping, noise, an attack and an audit record, and removes what would hide it, namely GPU training time and nonlinearity, so the whole stack runs offline on a classroom PC and the full measurement suite finishes in about three minutes.</w:t>
-      </w:r>
-    </w:p>
-    <w:p>
-      <w:pPr>
-        <w:keepNext w:val="0"/>
-        <w:spacing w:after="0" w:before="0"/>
-        <w:ind w:firstLine="288"/>
-        <w:jc w:val="both"/>
-      </w:pPr>
-      <w:r>
-        <w:rPr>
-          <w:rFonts w:ascii="Times New Roman" w:hAnsi="Times New Roman" w:cs="Times New Roman" w:eastAsia="Times New Roman"/>
-          <w:b w:val="0"/>
-          <w:i w:val="0"/>
-          <w:sz w:val="20"/>
-        </w:rPr>
-        <w:t>The attack scores a text by its negative loss and reports the AUC of the client's five records against five non-members [17, 18]; 0.5 means no leakage. Each ledger record stores the SHA-256 of the previous hash and its canonical JSON, so verification re-walks the chain. The software has five unit tests and a 14-check end-to-end smoke test; the measurement suite adds 11 experiments.</w:t>
+        <w:t>The attack scores a text by its negative loss and reports an AUC [17, 18]; 0.5 means no leakage. Each ledger record stores the SHA-256 of the previous hash and its canonical JSON, so verification re-walks the chain. A certificate has 25 fields, among them status, ε, δ, C, σ, the reference distance, the attack AUC, perplexity and accuracy before and after, retention, model hashes and the hash of its own ledger record.</w:t>
       </w:r>
     </w:p>
     <w:p>
@@ -2794,10 +2838,37 @@
         <w:rPr>
           <w:rFonts w:ascii="Times New Roman" w:hAnsi="Times New Roman" w:cs="Times New Roman" w:eastAsia="Times New Roman"/>
           <w:b w:val="0"/>
+          <w:i/>
+          <w:sz w:val="20"/>
+        </w:rPr>
+        <w:t>Training:</w:t>
+      </w:r>
+      <w:r>
+        <w:rPr>
+          <w:rFonts w:ascii="Times New Roman" w:hAnsi="Times New Roman" w:cs="Times New Roman" w:eastAsia="Times New Roman"/>
+          <w:b w:val="0"/>
           <w:i w:val="0"/>
           <w:sz w:val="20"/>
         </w:rPr>
-        <w:t>A certificate has 25 fields: identifiers, status, method, ε, δ, C, σ, the residual and reference distances, the attack AUC, perplexity and accuracy before and after, retention, client counts, model hashes before and after, and the hash of its own ledger record h. It is returned by the API and can be downloaded as JSON.</w:t>
+        <w:t xml:space="preserve"> count and clip each client's update, store it with its raw norm, draw z once from the session seed, keep S = Σû + z, release θ = S/n and append a FEDERATED_TRAINING record. </w:t>
+      </w:r>
+      <w:r>
+        <w:rPr>
+          <w:rFonts w:ascii="Times New Roman" w:hAnsi="Times New Roman" w:cs="Times New Roman" w:eastAsia="Times New Roman"/>
+          <w:b w:val="0"/>
+          <w:i/>
+          <w:sz w:val="20"/>
+        </w:rPr>
+        <w:t>Unlearning client j:</w:t>
+      </w:r>
+      <w:r>
+        <w:rPr>
+          <w:rFonts w:ascii="Times New Roman" w:hAnsi="Times New Roman" w:cs="Times New Roman" w:eastAsia="Times New Roman"/>
+          <w:b w:val="0"/>
+          <w:i w:val="0"/>
+          <w:sz w:val="20"/>
+        </w:rPr>
+        <w:t xml:space="preserve"> reject if untrained, unknown, already removed or last; measure metrics and attack; set S ← S − û_j and θ ← S/(n − 1); measure again; compute Δ; set the status; append a CLIENT_UNLEARNING record holding every certificate field; return the certificate. The server is trusted to hold the updates; malicious clients, secure aggregation and an adversary with write access to the ledger file are out of scope.</w:t>
       </w:r>
     </w:p>
     <w:p>
@@ -2812,100 +2883,7 @@
           <w:i/>
           <w:sz w:val="20"/>
         </w:rPr>
-        <w:t>F. Algorithms and Threat Model</w:t>
-      </w:r>
-    </w:p>
-    <w:p>
-      <w:pPr>
-        <w:keepNext w:val="0"/>
-        <w:spacing w:after="0" w:before="0"/>
-        <w:ind w:firstLine="288"/>
-        <w:jc w:val="both"/>
-      </w:pPr>
-      <w:r>
-        <w:rPr>
-          <w:rFonts w:ascii="Times New Roman" w:hAnsi="Times New Roman" w:cs="Times New Roman" w:eastAsia="Times New Roman"/>
-          <w:b w:val="0"/>
-          <w:i/>
-          <w:sz w:val="20"/>
-        </w:rPr>
-        <w:t>Algorithm 1 (train).</w:t>
-      </w:r>
-      <w:r>
-        <w:rPr>
-          <w:rFonts w:ascii="Times New Roman" w:hAnsi="Times New Roman" w:cs="Times New Roman" w:eastAsia="Times New Roman"/>
-          <w:b w:val="0"/>
-          <w:i w:val="0"/>
-          <w:sz w:val="20"/>
-        </w:rPr>
-        <w:t xml:space="preserve"> 1) Count the bigrams of each client's normalised records to obtain u; 2) clip to norm C and store the clipped update with its raw norm and scale; 3) draw z once from N(0, σ²C²I) with the session seed and store it; 4) keep the sum S = Σû + z; 5) release θ = S/n, evaluate perplexity and accuracy on the public sentences, hash θ with SHA-256 and append a FEDERATED_TRAINING record.</w:t>
-      </w:r>
-    </w:p>
-    <w:p>
-      <w:pPr>
-        <w:keepNext w:val="0"/>
-        <w:spacing w:after="0" w:before="0"/>
-        <w:ind w:firstLine="288"/>
-        <w:jc w:val="both"/>
-      </w:pPr>
-      <w:r>
-        <w:rPr>
-          <w:rFonts w:ascii="Times New Roman" w:hAnsi="Times New Roman" w:cs="Times New Roman" w:eastAsia="Times New Roman"/>
-          <w:b w:val="0"/>
-          <w:i/>
-          <w:sz w:val="20"/>
-        </w:rPr>
-        <w:t>Algorithm 2 (unlearn client j).</w:t>
-      </w:r>
-      <w:r>
-        <w:rPr>
-          <w:rFonts w:ascii="Times New Roman" w:hAnsi="Times New Roman" w:cs="Times New Roman" w:eastAsia="Times New Roman"/>
-          <w:b w:val="0"/>
-          <w:i w:val="0"/>
-          <w:sz w:val="20"/>
-        </w:rPr>
-        <w:t xml:space="preserve"> 1) Reject the request if the model is untrained, the client is unknown or already removed, or only one client remains; 2) measure the metrics and the attack AUC on j's records; 3) set S ← S − û_j, drop j from the active set and θ ← S/(n − 1); 4) measure again; 5) compute Δ against the retained-only aggregate; 6) set the status and append a CLIENT_UNLEARNING record that carries every certificate field; 7) return the certificate with its record hash.</w:t>
-      </w:r>
-    </w:p>
-    <w:p>
-      <w:pPr>
-        <w:keepNext w:val="0"/>
-        <w:spacing w:after="0" w:before="0"/>
-        <w:ind w:firstLine="288"/>
-        <w:jc w:val="both"/>
-      </w:pPr>
-      <w:r>
-        <w:rPr>
-          <w:rFonts w:ascii="Times New Roman" w:hAnsi="Times New Roman" w:cs="Times New Roman" w:eastAsia="Times New Roman"/>
-          <w:b w:val="0"/>
-          <w:i/>
-          <w:sz w:val="20"/>
-        </w:rPr>
-        <w:t>Threat model.</w:t>
-      </w:r>
-      <w:r>
-        <w:rPr>
-          <w:rFonts w:ascii="Times New Roman" w:hAnsi="Times New Roman" w:cs="Times New Roman" w:eastAsia="Times New Roman"/>
-          <w:b w:val="0"/>
-          <w:i w:val="0"/>
-          <w:sz w:val="20"/>
-        </w:rPr>
-        <w:t xml:space="preserve"> The server is trusted to hold the clipped updates. The questioner is a party who later asks whether a removed client's text is still in the model (membership inference) or an auditor who wants a record. Malicious clients, a malicious server, secure aggregation and any adversary with write access to the ledger file are out of scope.</w:t>
-      </w:r>
-    </w:p>
-    <w:p>
-      <w:pPr>
-        <w:keepNext/>
-        <w:spacing w:before="80" w:after="40"/>
-        <w:jc w:val="left"/>
-      </w:pPr>
-      <w:r>
-        <w:rPr>
-          <w:rFonts w:ascii="Times New Roman" w:hAnsi="Times New Roman" w:cs="Times New Roman" w:eastAsia="Times New Roman"/>
-          <w:i/>
-          <w:sz w:val="20"/>
-        </w:rPr>
-        <w:t>G. Implementation</w:t>
+        <w:t>F. Evaluation Protocol</w:t>
       </w:r>
     </w:p>
     <w:p>
@@ -2922,31 +2900,17 @@
           <w:i w:val="0"/>
           <w:sz w:val="20"/>
         </w:rPr>
-        <w:t>The server wraps one engine in a re-entrant lock, so requests are serialised and every caller shares one session; POST /api/session replaces the engine but keeps the ledger. The React interface has six pages (landing, dashboard, training, unlearning, explorer and audit) that call the same endpoints through a Vite proxy, show the certificate with a before-and-after chart and the ledger table, and download the certificate as JSON. The original single-page interface and a Tkinter client remain available.</w:t>
+        <w:t xml:space="preserve">Every experiment runs the real engine on a throw-away ledger with seeded randomness. </w:t>
       </w:r>
-    </w:p>
-    <w:p>
-      <w:pPr>
-        <w:keepNext/>
-        <w:spacing w:before="80" w:after="40"/>
-        <w:jc w:val="left"/>
-      </w:pPr>
       <w:r>
         <w:rPr>
           <w:rFonts w:ascii="Times New Roman" w:hAnsi="Times New Roman" w:cs="Times New Roman" w:eastAsia="Times New Roman"/>
+          <w:b w:val="0"/>
           <w:i/>
           <w:sz w:val="20"/>
         </w:rPr>
-        <w:t>H. Evaluation Protocol</w:t>
+        <w:t>Bigram proxy:</w:t>
       </w:r>
-    </w:p>
-    <w:p>
-      <w:pPr>
-        <w:keepNext w:val="0"/>
-        <w:spacing w:after="0" w:before="0"/>
-        <w:ind w:firstLine="288"/>
-        <w:jc w:val="both"/>
-      </w:pPr>
       <w:r>
         <w:rPr>
           <w:rFonts w:ascii="Times New Roman" w:hAnsi="Times New Roman" w:cs="Times New Roman" w:eastAsia="Times New Roman"/>
@@ -2954,7 +2918,61 @@
           <w:i w:val="0"/>
           <w:sz w:val="20"/>
         </w:rPr>
-        <w:t>Every experiment runs the real engine on a throw-away ledger. The seed study repeats the default configuration for 50 seeds and removes each of the five clients in turn (250 requests). The sweep varies σ over 12 values from 0.001 to 10 with 20 seeds each. The retrain comparison draws, for each of 40 seeds and five clients, a fresh-noise retrain on the retained clients and a second independent one, at σ = 3 and σ = 0.5. The noise-free run sets σ = 1e-6. The scaling run uses synthetic clients drawn from a 20-word vocabulary, from 5 to 500 clients, with the median of five repeats; the baseline is the proxy training on the retained clients. API timings are taken on 127.0.0.1 over 30 to 100 calls per endpoint. The tamper run applies seven edits to a three-record ledger. All randomness is seeded.</w:t>
+        <w:t xml:space="preserve"> 50 seeds × 5 clients (250 requests); 12 noise values (20 seeds); 200 fresh-retrain pairs at σ = 3 and 0.5; a noise-free run; scaling from 5 to 500 synthetic clients; seven ledger edits. </w:t>
+      </w:r>
+      <w:r>
+        <w:rPr>
+          <w:rFonts w:ascii="Times New Roman" w:hAnsi="Times New Roman" w:cs="Times New Roman" w:eastAsia="Times New Roman"/>
+          <w:b w:val="0"/>
+          <w:i/>
+          <w:sz w:val="20"/>
+        </w:rPr>
+        <w:t>Synthetic corpus:</w:t>
+      </w:r>
+      <w:r>
+        <w:rPr>
+          <w:rFonts w:ascii="Times New Roman" w:hAnsi="Times New Roman" w:cs="Times New Roman" w:eastAsia="Times New Roman"/>
+          <w:b w:val="0"/>
+          <w:i w:val="0"/>
+          <w:sz w:val="20"/>
+        </w:rPr>
+        <w:t xml:space="preserve"> n = 5, 10, 20 clients, σ from 1e-9 to 10 (10 seeds × 5 targets); n up to 4,000 for the ε &lt; 1 question. </w:t>
+      </w:r>
+      <w:r>
+        <w:rPr>
+          <w:rFonts w:ascii="Times New Roman" w:hAnsi="Times New Roman" w:cs="Times New Roman" w:eastAsia="Times New Roman"/>
+          <w:b w:val="0"/>
+          <w:i/>
+          <w:sz w:val="20"/>
+        </w:rPr>
+        <w:t>Neural adapters:</w:t>
+      </w:r>
+      <w:r>
+        <w:rPr>
+          <w:rFonts w:ascii="Times New Roman" w:hAnsi="Times New Roman" w:cs="Times New Roman" w:eastAsia="Times New Roman"/>
+          <w:b w:val="0"/>
+          <w:i w:val="0"/>
+          <w:sz w:val="20"/>
+        </w:rPr>
+        <w:t xml:space="preserve"> 8 clients, 9 noise values, 5 seeds. </w:t>
+      </w:r>
+      <w:r>
+        <w:rPr>
+          <w:rFonts w:ascii="Times New Roman" w:hAnsi="Times New Roman" w:cs="Times New Roman" w:eastAsia="Times New Roman"/>
+          <w:b w:val="0"/>
+          <w:i/>
+          <w:sz w:val="20"/>
+        </w:rPr>
+        <w:t>Service:</w:t>
+      </w:r>
+      <w:r>
+        <w:rPr>
+          <w:rFonts w:ascii="Times New Roman" w:hAnsi="Times New Roman" w:cs="Times New Roman" w:eastAsia="Times New Roman"/>
+          <w:b w:val="0"/>
+          <w:i w:val="0"/>
+          <w:sz w:val="20"/>
+        </w:rPr>
+        <w:t xml:space="preserve"> 1 to 64 concurrent clients, three race tests, a 2,000-request soak, 58 hostile or malformed requests and 20 scripted synthetic-user browser journeys.</w:t>
       </w:r>
     </w:p>
     <w:p>
@@ -2995,7 +3013,7 @@
           <w:i w:val="0"/>
           <w:sz w:val="20"/>
         </w:rPr>
-        <w:t xml:space="preserve"> Default configuration is seed 2026, C = 25, σ = 3, δ = 1e-5; seed studies use 50 seeds × 5 clients (250 requests); the noise sweep uses 20 seeds per σ; the retrain comparison uses 200 pairs per σ; the noise-free run uses σ = 1e-6. Perplexity is on five public sentences. The seed study measures spread, the sweep measures the privacy-utility trade-off, the noise-free run shows what the removal changes when nothing hides it, the fresh-noise comparison tests the certificate against a real retrain, and the tamper and scaling runs probe the ledger and the cost.</w:t>
+        <w:t xml:space="preserve"> Default configuration is seed 2026, C = 25, σ = 3, δ = 1e-5 on the bigram proxy; seed studies use 50 seeds × 5 clients (250 requests). Perplexity is on public sentences (5 for the proxy); AUC rows for the corpus and adapters are domain or client level. A model is 'destroyed' when its perplexity exceeds 1e8.</w:t>
       </w:r>
     </w:p>
     <w:p>
@@ -3017,7 +3035,7 @@
           <w:rFonts w:ascii="Times New Roman" w:hAnsi="Times New Roman" w:cs="Times New Roman" w:eastAsia="Times New Roman"/>
           <w:sz w:val="16"/>
         </w:rPr>
-        <w:t>MEASURED UNLEARNING RESULTS (MEAN OVER REQUESTS)</w:t>
+        <w:t>MEASURED UNLEARNING RESULTS (MEAN OVER REQUESTS; ADAPTER ROWS USE RETAINED-CLIENT PERPLEXITY AND CLIENT-LEVEL AUC)</w:t>
       </w:r>
     </w:p>
     <w:tbl>
@@ -3042,7 +3060,7 @@
         </w:trPr>
         <w:tc>
           <w:tcPr>
-            <w:tcW w:type="dxa" w:w="1383"/>
+            <w:tcW w:type="dxa" w:w="1531"/>
             <w:tcMar>
               <w:left w:w="40" w:type="dxa"/>
               <w:right w:w="40" w:type="dxa"/>
@@ -3058,7 +3076,7 @@
               <w:rPr>
                 <w:rFonts w:ascii="Times New Roman" w:hAnsi="Times New Roman" w:cs="Times New Roman" w:eastAsia="Times New Roman"/>
                 <w:b/>
-                <w:sz w:val="13"/>
+                <w:sz w:val="12"/>
               </w:rPr>
               <w:t>Setting</w:t>
             </w:r>
@@ -3066,7 +3084,7 @@
         </w:tc>
         <w:tc>
           <w:tcPr>
-            <w:tcW w:type="dxa" w:w="494"/>
+            <w:tcW w:type="dxa" w:w="445"/>
             <w:tcMar>
               <w:left w:w="40" w:type="dxa"/>
               <w:right w:w="40" w:type="dxa"/>
@@ -3082,33 +3100,9 @@
               <w:rPr>
                 <w:rFonts w:ascii="Times New Roman" w:hAnsi="Times New Roman" w:cs="Times New Roman" w:eastAsia="Times New Roman"/>
                 <w:b/>
-                <w:sz w:val="13"/>
+                <w:sz w:val="12"/>
               </w:rPr>
               <w:t>ε</w:t>
-            </w:r>
-          </w:p>
-        </w:tc>
-        <w:tc>
-          <w:tcPr>
-            <w:tcW w:type="dxa" w:w="741"/>
-            <w:tcMar>
-              <w:left w:w="40" w:type="dxa"/>
-              <w:right w:w="40" w:type="dxa"/>
-            </w:tcMar>
-            <w:shd w:val="clear" w:fill="E7E9EF"/>
-          </w:tcPr>
-          <w:p>
-            <w:pPr>
-              <w:keepNext/>
-              <w:jc w:val="left"/>
-            </w:pPr>
-            <w:r>
-              <w:rPr>
-                <w:rFonts w:ascii="Times New Roman" w:hAnsi="Times New Roman" w:cs="Times New Roman" w:eastAsia="Times New Roman"/>
-                <w:b/>
-                <w:sz w:val="13"/>
-              </w:rPr>
-              <w:t>Perplexity</w:t>
             </w:r>
           </w:p>
         </w:tc>
@@ -3130,7 +3124,31 @@
               <w:rPr>
                 <w:rFonts w:ascii="Times New Roman" w:hAnsi="Times New Roman" w:cs="Times New Roman" w:eastAsia="Times New Roman"/>
                 <w:b/>
-                <w:sz w:val="13"/>
+                <w:sz w:val="12"/>
+              </w:rPr>
+              <w:t>Perplexity</w:t>
+            </w:r>
+          </w:p>
+        </w:tc>
+        <w:tc>
+          <w:tcPr>
+            <w:tcW w:type="dxa" w:w="642"/>
+            <w:tcMar>
+              <w:left w:w="40" w:type="dxa"/>
+              <w:right w:w="40" w:type="dxa"/>
+            </w:tcMar>
+            <w:shd w:val="clear" w:fill="E7E9EF"/>
+          </w:tcPr>
+          <w:p>
+            <w:pPr>
+              <w:keepNext/>
+              <w:jc w:val="left"/>
+            </w:pPr>
+            <w:r>
+              <w:rPr>
+                <w:rFonts w:ascii="Times New Roman" w:hAnsi="Times New Roman" w:cs="Times New Roman" w:eastAsia="Times New Roman"/>
+                <w:b/>
+                <w:sz w:val="12"/>
               </w:rPr>
               <w:t>Accuracy</w:t>
             </w:r>
@@ -3154,7 +3172,7 @@
               <w:rPr>
                 <w:rFonts w:ascii="Times New Roman" w:hAnsi="Times New Roman" w:cs="Times New Roman" w:eastAsia="Times New Roman"/>
                 <w:b/>
-                <w:sz w:val="13"/>
+                <w:sz w:val="12"/>
               </w:rPr>
               <w:t>AUC before → after</w:t>
             </w:r>
@@ -3178,7 +3196,7 @@
               <w:rPr>
                 <w:rFonts w:ascii="Times New Roman" w:hAnsi="Times New Roman" w:cs="Times New Roman" w:eastAsia="Times New Roman"/>
                 <w:b/>
-                <w:sz w:val="13"/>
+                <w:sz w:val="12"/>
               </w:rPr>
               <w:t>Retention %</w:t>
             </w:r>
@@ -3191,7 +3209,7 @@
         </w:trPr>
         <w:tc>
           <w:tcPr>
-            <w:tcW w:type="dxa" w:w="1383"/>
+            <w:tcW w:type="dxa" w:w="1531"/>
             <w:tcMar>
               <w:left w:w="40" w:type="dxa"/>
               <w:right w:w="40" w:type="dxa"/>
@@ -3206,7 +3224,7 @@
               <w:rPr>
                 <w:rFonts w:ascii="Times New Roman" w:hAnsi="Times New Roman" w:cs="Times New Roman" w:eastAsia="Times New Roman"/>
                 <w:b w:val="0"/>
-                <w:sz w:val="13"/>
+                <w:sz w:val="12"/>
               </w:rPr>
               <w:t>Default, seed 2026 (n = 5)</w:t>
             </w:r>
@@ -3214,7 +3232,7 @@
         </w:tc>
         <w:tc>
           <w:tcPr>
-            <w:tcW w:type="dxa" w:w="494"/>
+            <w:tcW w:type="dxa" w:w="445"/>
             <w:tcMar>
               <w:left w:w="40" w:type="dxa"/>
               <w:right w:w="40" w:type="dxa"/>
@@ -3229,32 +3247,9 @@
               <w:rPr>
                 <w:rFonts w:ascii="Times New Roman" w:hAnsi="Times New Roman" w:cs="Times New Roman" w:eastAsia="Times New Roman"/>
                 <w:b w:val="0"/>
-                <w:sz w:val="13"/>
+                <w:sz w:val="12"/>
               </w:rPr>
               <w:t>1.61</w:t>
-            </w:r>
-          </w:p>
-        </w:tc>
-        <w:tc>
-          <w:tcPr>
-            <w:tcW w:type="dxa" w:w="741"/>
-            <w:tcMar>
-              <w:left w:w="40" w:type="dxa"/>
-              <w:right w:w="40" w:type="dxa"/>
-            </w:tcMar>
-          </w:tcPr>
-          <w:p>
-            <w:pPr>
-              <w:keepNext/>
-              <w:jc w:val="left"/>
-            </w:pPr>
-            <w:r>
-              <w:rPr>
-                <w:rFonts w:ascii="Times New Roman" w:hAnsi="Times New Roman" w:cs="Times New Roman" w:eastAsia="Times New Roman"/>
-                <w:b w:val="0"/>
-                <w:sz w:val="13"/>
-              </w:rPr>
-              <w:t>130.2</w:t>
             </w:r>
           </w:p>
         </w:tc>
@@ -3275,7 +3270,30 @@
               <w:rPr>
                 <w:rFonts w:ascii="Times New Roman" w:hAnsi="Times New Roman" w:cs="Times New Roman" w:eastAsia="Times New Roman"/>
                 <w:b w:val="0"/>
-                <w:sz w:val="13"/>
+                <w:sz w:val="12"/>
+              </w:rPr>
+              <w:t>130.2</w:t>
+            </w:r>
+          </w:p>
+        </w:tc>
+        <w:tc>
+          <w:tcPr>
+            <w:tcW w:type="dxa" w:w="642"/>
+            <w:tcMar>
+              <w:left w:w="40" w:type="dxa"/>
+              <w:right w:w="40" w:type="dxa"/>
+            </w:tcMar>
+          </w:tcPr>
+          <w:p>
+            <w:pPr>
+              <w:keepNext/>
+              <w:jc w:val="left"/>
+            </w:pPr>
+            <w:r>
+              <w:rPr>
+                <w:rFonts w:ascii="Times New Roman" w:hAnsi="Times New Roman" w:cs="Times New Roman" w:eastAsia="Times New Roman"/>
+                <w:b w:val="0"/>
+                <w:sz w:val="12"/>
               </w:rPr>
               <w:t>5.1 %</w:t>
             </w:r>
@@ -3298,7 +3316,7 @@
               <w:rPr>
                 <w:rFonts w:ascii="Times New Roman" w:hAnsi="Times New Roman" w:cs="Times New Roman" w:eastAsia="Times New Roman"/>
                 <w:b w:val="0"/>
-                <w:sz w:val="13"/>
+                <w:sz w:val="12"/>
               </w:rPr>
               <w:t>0.22 → 0.21</w:t>
             </w:r>
@@ -3321,7 +3339,7 @@
               <w:rPr>
                 <w:rFonts w:ascii="Times New Roman" w:hAnsi="Times New Roman" w:cs="Times New Roman" w:eastAsia="Times New Roman"/>
                 <w:b w:val="0"/>
-                <w:sz w:val="13"/>
+                <w:sz w:val="12"/>
               </w:rPr>
               <w:t>96.7</w:t>
             </w:r>
@@ -3334,7 +3352,7 @@
         </w:trPr>
         <w:tc>
           <w:tcPr>
-            <w:tcW w:type="dxa" w:w="1383"/>
+            <w:tcW w:type="dxa" w:w="1531"/>
             <w:tcMar>
               <w:left w:w="40" w:type="dxa"/>
               <w:right w:w="40" w:type="dxa"/>
@@ -3349,15 +3367,15 @@
               <w:rPr>
                 <w:rFonts w:ascii="Times New Roman" w:hAnsi="Times New Roman" w:cs="Times New Roman" w:eastAsia="Times New Roman"/>
                 <w:b w:val="0"/>
-                <w:sz w:val="13"/>
+                <w:sz w:val="12"/>
               </w:rPr>
-              <w:t>Default, 50 seeds (n = 250)</w:t>
+              <w:t>Default, 50 seeds (250 requests)</w:t>
             </w:r>
           </w:p>
         </w:tc>
         <w:tc>
           <w:tcPr>
-            <w:tcW w:type="dxa" w:w="494"/>
+            <w:tcW w:type="dxa" w:w="445"/>
             <w:tcMar>
               <w:left w:w="40" w:type="dxa"/>
               <w:right w:w="40" w:type="dxa"/>
@@ -3372,32 +3390,9 @@
               <w:rPr>
                 <w:rFonts w:ascii="Times New Roman" w:hAnsi="Times New Roman" w:cs="Times New Roman" w:eastAsia="Times New Roman"/>
                 <w:b w:val="0"/>
-                <w:sz w:val="13"/>
+                <w:sz w:val="12"/>
               </w:rPr>
               <w:t>1.61</w:t>
-            </w:r>
-          </w:p>
-        </w:tc>
-        <w:tc>
-          <w:tcPr>
-            <w:tcW w:type="dxa" w:w="741"/>
-            <w:tcMar>
-              <w:left w:w="40" w:type="dxa"/>
-              <w:right w:w="40" w:type="dxa"/>
-            </w:tcMar>
-          </w:tcPr>
-          <w:p>
-            <w:pPr>
-              <w:keepNext/>
-              <w:jc w:val="left"/>
-            </w:pPr>
-            <w:r>
-              <w:rPr>
-                <w:rFonts w:ascii="Times New Roman" w:hAnsi="Times New Roman" w:cs="Times New Roman" w:eastAsia="Times New Roman"/>
-                <w:b w:val="0"/>
-                <w:sz w:val="13"/>
-              </w:rPr>
-              <w:t>142.2±28</w:t>
             </w:r>
           </w:p>
         </w:tc>
@@ -3418,7 +3413,30 @@
               <w:rPr>
                 <w:rFonts w:ascii="Times New Roman" w:hAnsi="Times New Roman" w:cs="Times New Roman" w:eastAsia="Times New Roman"/>
                 <w:b w:val="0"/>
-                <w:sz w:val="13"/>
+                <w:sz w:val="12"/>
+              </w:rPr>
+              <w:t>142.2±28</w:t>
+            </w:r>
+          </w:p>
+        </w:tc>
+        <w:tc>
+          <w:tcPr>
+            <w:tcW w:type="dxa" w:w="642"/>
+            <w:tcMar>
+              <w:left w:w="40" w:type="dxa"/>
+              <w:right w:w="40" w:type="dxa"/>
+            </w:tcMar>
+          </w:tcPr>
+          <w:p>
+            <w:pPr>
+              <w:keepNext/>
+              <w:jc w:val="left"/>
+            </w:pPr>
+            <w:r>
+              <w:rPr>
+                <w:rFonts w:ascii="Times New Roman" w:hAnsi="Times New Roman" w:cs="Times New Roman" w:eastAsia="Times New Roman"/>
+                <w:b w:val="0"/>
+                <w:sz w:val="12"/>
               </w:rPr>
               <w:t>3.7 %</w:t>
             </w:r>
@@ -3441,7 +3459,7 @@
               <w:rPr>
                 <w:rFonts w:ascii="Times New Roman" w:hAnsi="Times New Roman" w:cs="Times New Roman" w:eastAsia="Times New Roman"/>
                 <w:b w:val="0"/>
-                <w:sz w:val="13"/>
+                <w:sz w:val="12"/>
               </w:rPr>
               <w:t>0.52 → 0.50</w:t>
             </w:r>
@@ -3464,7 +3482,7 @@
               <w:rPr>
                 <w:rFonts w:ascii="Times New Roman" w:hAnsi="Times New Roman" w:cs="Times New Roman" w:eastAsia="Times New Roman"/>
                 <w:b w:val="0"/>
-                <w:sz w:val="13"/>
+                <w:sz w:val="12"/>
               </w:rPr>
               <w:t>97.1</w:t>
             </w:r>
@@ -3477,7 +3495,7 @@
         </w:trPr>
         <w:tc>
           <w:tcPr>
-            <w:tcW w:type="dxa" w:w="1383"/>
+            <w:tcW w:type="dxa" w:w="1531"/>
             <w:tcMar>
               <w:left w:w="40" w:type="dxa"/>
               <w:right w:w="40" w:type="dxa"/>
@@ -3492,15 +3510,15 @@
               <w:rPr>
                 <w:rFonts w:ascii="Times New Roman" w:hAnsi="Times New Roman" w:cs="Times New Roman" w:eastAsia="Times New Roman"/>
                 <w:b w:val="0"/>
-                <w:sz w:val="13"/>
+                <w:sz w:val="12"/>
               </w:rPr>
-              <w:t>σ = 0.1 (20 seeds)</w:t>
+              <w:t>Bigram σ = 0.1 (20 seeds)</w:t>
             </w:r>
           </w:p>
         </w:tc>
         <w:tc>
           <w:tcPr>
-            <w:tcW w:type="dxa" w:w="494"/>
+            <w:tcW w:type="dxa" w:w="445"/>
             <w:tcMar>
               <w:left w:w="40" w:type="dxa"/>
               <w:right w:w="40" w:type="dxa"/>
@@ -3515,32 +3533,9 @@
               <w:rPr>
                 <w:rFonts w:ascii="Times New Roman" w:hAnsi="Times New Roman" w:cs="Times New Roman" w:eastAsia="Times New Roman"/>
                 <w:b w:val="0"/>
-                <w:sz w:val="13"/>
+                <w:sz w:val="12"/>
               </w:rPr>
               <w:t>48.4</w:t>
-            </w:r>
-          </w:p>
-        </w:tc>
-        <w:tc>
-          <w:tcPr>
-            <w:tcW w:type="dxa" w:w="741"/>
-            <w:tcMar>
-              <w:left w:w="40" w:type="dxa"/>
-              <w:right w:w="40" w:type="dxa"/>
-            </w:tcMar>
-          </w:tcPr>
-          <w:p>
-            <w:pPr>
-              <w:keepNext/>
-              <w:jc w:val="left"/>
-            </w:pPr>
-            <w:r>
-              <w:rPr>
-                <w:rFonts w:ascii="Times New Roman" w:hAnsi="Times New Roman" w:cs="Times New Roman" w:eastAsia="Times New Roman"/>
-                <w:b w:val="0"/>
-                <w:sz w:val="13"/>
-              </w:rPr>
-              <w:t>16.3</w:t>
             </w:r>
           </w:p>
         </w:tc>
@@ -3561,7 +3556,30 @@
               <w:rPr>
                 <w:rFonts w:ascii="Times New Roman" w:hAnsi="Times New Roman" w:cs="Times New Roman" w:eastAsia="Times New Roman"/>
                 <w:b w:val="0"/>
-                <w:sz w:val="13"/>
+                <w:sz w:val="12"/>
+              </w:rPr>
+              <w:t>16.3</w:t>
+            </w:r>
+          </w:p>
+        </w:tc>
+        <w:tc>
+          <w:tcPr>
+            <w:tcW w:type="dxa" w:w="642"/>
+            <w:tcMar>
+              <w:left w:w="40" w:type="dxa"/>
+              <w:right w:w="40" w:type="dxa"/>
+            </w:tcMar>
+          </w:tcPr>
+          <w:p>
+            <w:pPr>
+              <w:keepNext/>
+              <w:jc w:val="left"/>
+            </w:pPr>
+            <w:r>
+              <w:rPr>
+                <w:rFonts w:ascii="Times New Roman" w:hAnsi="Times New Roman" w:cs="Times New Roman" w:eastAsia="Times New Roman"/>
+                <w:b w:val="0"/>
+                <w:sz w:val="12"/>
               </w:rPr>
               <w:t>23.5 %</w:t>
             </w:r>
@@ -3584,7 +3602,7 @@
               <w:rPr>
                 <w:rFonts w:ascii="Times New Roman" w:hAnsi="Times New Roman" w:cs="Times New Roman" w:eastAsia="Times New Roman"/>
                 <w:b w:val="0"/>
-                <w:sz w:val="13"/>
+                <w:sz w:val="12"/>
               </w:rPr>
               <w:t>0.86 → 0.55</w:t>
             </w:r>
@@ -3607,7 +3625,7 @@
               <w:rPr>
                 <w:rFonts w:ascii="Times New Roman" w:hAnsi="Times New Roman" w:cs="Times New Roman" w:eastAsia="Times New Roman"/>
                 <w:b w:val="0"/>
-                <w:sz w:val="13"/>
+                <w:sz w:val="12"/>
               </w:rPr>
               <w:t>96.5</w:t>
             </w:r>
@@ -3620,7 +3638,7 @@
         </w:trPr>
         <w:tc>
           <w:tcPr>
-            <w:tcW w:type="dxa" w:w="1383"/>
+            <w:tcW w:type="dxa" w:w="1531"/>
             <w:tcMar>
               <w:left w:w="40" w:type="dxa"/>
               <w:right w:w="40" w:type="dxa"/>
@@ -3635,15 +3653,15 @@
               <w:rPr>
                 <w:rFonts w:ascii="Times New Roman" w:hAnsi="Times New Roman" w:cs="Times New Roman" w:eastAsia="Times New Roman"/>
                 <w:b w:val="0"/>
-                <w:sz w:val="13"/>
+                <w:sz w:val="12"/>
               </w:rPr>
-              <w:t>σ = 1 (20 seeds)</w:t>
+              <w:t>Bigram σ = 4.85 (20 seeds)</w:t>
             </w:r>
           </w:p>
         </w:tc>
         <w:tc>
           <w:tcPr>
-            <w:tcW w:type="dxa" w:w="494"/>
+            <w:tcW w:type="dxa" w:w="445"/>
             <w:tcMar>
               <w:left w:w="40" w:type="dxa"/>
               <w:right w:w="40" w:type="dxa"/>
@@ -3658,32 +3676,9 @@
               <w:rPr>
                 <w:rFonts w:ascii="Times New Roman" w:hAnsi="Times New Roman" w:cs="Times New Roman" w:eastAsia="Times New Roman"/>
                 <w:b w:val="0"/>
-                <w:sz w:val="13"/>
+                <w:sz w:val="12"/>
               </w:rPr>
-              <w:t>4.84</w:t>
-            </w:r>
-          </w:p>
-        </w:tc>
-        <w:tc>
-          <w:tcPr>
-            <w:tcW w:type="dxa" w:w="741"/>
-            <w:tcMar>
-              <w:left w:w="40" w:type="dxa"/>
-              <w:right w:w="40" w:type="dxa"/>
-            </w:tcMar>
-          </w:tcPr>
-          <w:p>
-            <w:pPr>
-              <w:keepNext/>
-              <w:jc w:val="left"/>
-            </w:pPr>
-            <w:r>
-              <w:rPr>
-                <w:rFonts w:ascii="Times New Roman" w:hAnsi="Times New Roman" w:cs="Times New Roman" w:eastAsia="Times New Roman"/>
-                <w:b w:val="0"/>
-                <w:sz w:val="13"/>
-              </w:rPr>
-              <w:t>65.6</w:t>
+              <w:t>1.00</w:t>
             </w:r>
           </w:p>
         </w:tc>
@@ -3704,15 +3699,15 @@
               <w:rPr>
                 <w:rFonts w:ascii="Times New Roman" w:hAnsi="Times New Roman" w:cs="Times New Roman" w:eastAsia="Times New Roman"/>
                 <w:b w:val="0"/>
-                <w:sz w:val="13"/>
+                <w:sz w:val="12"/>
               </w:rPr>
-              <w:t>5.4 %</w:t>
+              <w:t>197.9</w:t>
             </w:r>
           </w:p>
         </w:tc>
         <w:tc>
           <w:tcPr>
-            <w:tcW w:type="dxa" w:w="938"/>
+            <w:tcW w:type="dxa" w:w="642"/>
             <w:tcMar>
               <w:left w:w="40" w:type="dxa"/>
               <w:right w:w="40" w:type="dxa"/>
@@ -3727,127 +3722,7 @@
               <w:rPr>
                 <w:rFonts w:ascii="Times New Roman" w:hAnsi="Times New Roman" w:cs="Times New Roman" w:eastAsia="Times New Roman"/>
                 <w:b w:val="0"/>
-                <w:sz w:val="13"/>
-              </w:rPr>
-              <w:t>0.60 → 0.52</w:t>
-            </w:r>
-          </w:p>
-        </w:tc>
-        <w:tc>
-          <w:tcPr>
-            <w:tcW w:type="dxa" w:w="691"/>
-            <w:tcMar>
-              <w:left w:w="40" w:type="dxa"/>
-              <w:right w:w="40" w:type="dxa"/>
-            </w:tcMar>
-          </w:tcPr>
-          <w:p>
-            <w:pPr>
-              <w:keepNext/>
-              <w:jc w:val="left"/>
-            </w:pPr>
-            <w:r>
-              <w:rPr>
-                <w:rFonts w:ascii="Times New Roman" w:hAnsi="Times New Roman" w:cs="Times New Roman" w:eastAsia="Times New Roman"/>
-                <w:b w:val="0"/>
-                <w:sz w:val="13"/>
-              </w:rPr>
-              <w:t>91.6</w:t>
-            </w:r>
-          </w:p>
-        </w:tc>
-      </w:tr>
-      <w:tr>
-        <w:trPr>
-          <w:cantSplit/>
-        </w:trPr>
-        <w:tc>
-          <w:tcPr>
-            <w:tcW w:type="dxa" w:w="1383"/>
-            <w:tcMar>
-              <w:left w:w="40" w:type="dxa"/>
-              <w:right w:w="40" w:type="dxa"/>
-            </w:tcMar>
-          </w:tcPr>
-          <w:p>
-            <w:pPr>
-              <w:keepNext/>
-              <w:jc w:val="left"/>
-            </w:pPr>
-            <w:r>
-              <w:rPr>
-                <w:rFonts w:ascii="Times New Roman" w:hAnsi="Times New Roman" w:cs="Times New Roman" w:eastAsia="Times New Roman"/>
-                <w:b w:val="0"/>
-                <w:sz w:val="13"/>
-              </w:rPr>
-              <w:t>σ = 4.85 (20 seeds)</w:t>
-            </w:r>
-          </w:p>
-        </w:tc>
-        <w:tc>
-          <w:tcPr>
-            <w:tcW w:type="dxa" w:w="494"/>
-            <w:tcMar>
-              <w:left w:w="40" w:type="dxa"/>
-              <w:right w:w="40" w:type="dxa"/>
-            </w:tcMar>
-          </w:tcPr>
-          <w:p>
-            <w:pPr>
-              <w:keepNext/>
-              <w:jc w:val="left"/>
-            </w:pPr>
-            <w:r>
-              <w:rPr>
-                <w:rFonts w:ascii="Times New Roman" w:hAnsi="Times New Roman" w:cs="Times New Roman" w:eastAsia="Times New Roman"/>
-                <w:b w:val="0"/>
-                <w:sz w:val="13"/>
-              </w:rPr>
-              <w:t>1.00</w:t>
-            </w:r>
-          </w:p>
-        </w:tc>
-        <w:tc>
-          <w:tcPr>
-            <w:tcW w:type="dxa" w:w="741"/>
-            <w:tcMar>
-              <w:left w:w="40" w:type="dxa"/>
-              <w:right w:w="40" w:type="dxa"/>
-            </w:tcMar>
-          </w:tcPr>
-          <w:p>
-            <w:pPr>
-              <w:keepNext/>
-              <w:jc w:val="left"/>
-            </w:pPr>
-            <w:r>
-              <w:rPr>
-                <w:rFonts w:ascii="Times New Roman" w:hAnsi="Times New Roman" w:cs="Times New Roman" w:eastAsia="Times New Roman"/>
-                <w:b w:val="0"/>
-                <w:sz w:val="13"/>
-              </w:rPr>
-              <w:t>197.9</w:t>
-            </w:r>
-          </w:p>
-        </w:tc>
-        <w:tc>
-          <w:tcPr>
-            <w:tcW w:type="dxa" w:w="691"/>
-            <w:tcMar>
-              <w:left w:w="40" w:type="dxa"/>
-              <w:right w:w="40" w:type="dxa"/>
-            </w:tcMar>
-          </w:tcPr>
-          <w:p>
-            <w:pPr>
-              <w:keepNext/>
-              <w:jc w:val="left"/>
-            </w:pPr>
-            <w:r>
-              <w:rPr>
-                <w:rFonts w:ascii="Times New Roman" w:hAnsi="Times New Roman" w:cs="Times New Roman" w:eastAsia="Times New Roman"/>
-                <w:b w:val="0"/>
-                <w:sz w:val="13"/>
+                <w:sz w:val="12"/>
               </w:rPr>
               <w:t>3.4 %</w:t>
             </w:r>
@@ -3870,7 +3745,7 @@
               <w:rPr>
                 <w:rFonts w:ascii="Times New Roman" w:hAnsi="Times New Roman" w:cs="Times New Roman" w:eastAsia="Times New Roman"/>
                 <w:b w:val="0"/>
-                <w:sz w:val="13"/>
+                <w:sz w:val="12"/>
               </w:rPr>
               <w:t>0.54 → 0.53</w:t>
             </w:r>
@@ -3893,7 +3768,7 @@
               <w:rPr>
                 <w:rFonts w:ascii="Times New Roman" w:hAnsi="Times New Roman" w:cs="Times New Roman" w:eastAsia="Times New Roman"/>
                 <w:b w:val="0"/>
-                <w:sz w:val="13"/>
+                <w:sz w:val="12"/>
               </w:rPr>
               <w:t>97.7</w:t>
             </w:r>
@@ -3906,7 +3781,865 @@
         </w:trPr>
         <w:tc>
           <w:tcPr>
-            <w:tcW w:type="dxa" w:w="1383"/>
+            <w:tcW w:type="dxa" w:w="1531"/>
+            <w:tcMar>
+              <w:left w:w="40" w:type="dxa"/>
+              <w:right w:w="40" w:type="dxa"/>
+            </w:tcMar>
+          </w:tcPr>
+          <w:p>
+            <w:pPr>
+              <w:keepNext/>
+              <w:jc w:val="left"/>
+            </w:pPr>
+            <w:r>
+              <w:rPr>
+                <w:rFonts w:ascii="Times New Roman" w:hAnsi="Times New Roman" w:cs="Times New Roman" w:eastAsia="Times New Roman"/>
+                <w:b w:val="0"/>
+                <w:sz w:val="12"/>
+              </w:rPr>
+              <w:t>Bigram, noise-free σ = 1e-6</w:t>
+            </w:r>
+          </w:p>
+        </w:tc>
+        <w:tc>
+          <w:tcPr>
+            <w:tcW w:type="dxa" w:w="445"/>
+            <w:tcMar>
+              <w:left w:w="40" w:type="dxa"/>
+              <w:right w:w="40" w:type="dxa"/>
+            </w:tcMar>
+          </w:tcPr>
+          <w:p>
+            <w:pPr>
+              <w:keepNext/>
+              <w:jc w:val="left"/>
+            </w:pPr>
+            <w:r>
+              <w:rPr>
+                <w:rFonts w:ascii="Times New Roman" w:hAnsi="Times New Roman" w:cs="Times New Roman" w:eastAsia="Times New Roman"/>
+                <w:b w:val="0"/>
+                <w:sz w:val="12"/>
+              </w:rPr>
+              <w:t>≈ 5e6</w:t>
+            </w:r>
+          </w:p>
+        </w:tc>
+        <w:tc>
+          <w:tcPr>
+            <w:tcW w:type="dxa" w:w="691"/>
+            <w:tcMar>
+              <w:left w:w="40" w:type="dxa"/>
+              <w:right w:w="40" w:type="dxa"/>
+            </w:tcMar>
+          </w:tcPr>
+          <w:p>
+            <w:pPr>
+              <w:keepNext/>
+              <w:jc w:val="left"/>
+            </w:pPr>
+            <w:r>
+              <w:rPr>
+                <w:rFonts w:ascii="Times New Roman" w:hAnsi="Times New Roman" w:cs="Times New Roman" w:eastAsia="Times New Roman"/>
+                <w:b w:val="0"/>
+                <w:sz w:val="12"/>
+              </w:rPr>
+              <w:t>12.4</w:t>
+            </w:r>
+          </w:p>
+        </w:tc>
+        <w:tc>
+          <w:tcPr>
+            <w:tcW w:type="dxa" w:w="642"/>
+            <w:tcMar>
+              <w:left w:w="40" w:type="dxa"/>
+              <w:right w:w="40" w:type="dxa"/>
+            </w:tcMar>
+          </w:tcPr>
+          <w:p>
+            <w:pPr>
+              <w:keepNext/>
+              <w:jc w:val="left"/>
+            </w:pPr>
+            <w:r>
+              <w:rPr>
+                <w:rFonts w:ascii="Times New Roman" w:hAnsi="Times New Roman" w:cs="Times New Roman" w:eastAsia="Times New Roman"/>
+                <w:b w:val="0"/>
+                <w:sz w:val="12"/>
+              </w:rPr>
+              <w:t>n/a</w:t>
+            </w:r>
+          </w:p>
+        </w:tc>
+        <w:tc>
+          <w:tcPr>
+            <w:tcW w:type="dxa" w:w="938"/>
+            <w:tcMar>
+              <w:left w:w="40" w:type="dxa"/>
+              <w:right w:w="40" w:type="dxa"/>
+            </w:tcMar>
+          </w:tcPr>
+          <w:p>
+            <w:pPr>
+              <w:keepNext/>
+              <w:jc w:val="left"/>
+            </w:pPr>
+            <w:r>
+              <w:rPr>
+                <w:rFonts w:ascii="Times New Roman" w:hAnsi="Times New Roman" w:cs="Times New Roman" w:eastAsia="Times New Roman"/>
+                <w:b w:val="0"/>
+                <w:sz w:val="12"/>
+              </w:rPr>
+              <w:t>0.99 → 0.54</w:t>
+            </w:r>
+          </w:p>
+        </w:tc>
+        <w:tc>
+          <w:tcPr>
+            <w:tcW w:type="dxa" w:w="691"/>
+            <w:tcMar>
+              <w:left w:w="40" w:type="dxa"/>
+              <w:right w:w="40" w:type="dxa"/>
+            </w:tcMar>
+          </w:tcPr>
+          <w:p>
+            <w:pPr>
+              <w:keepNext/>
+              <w:jc w:val="left"/>
+            </w:pPr>
+            <w:r>
+              <w:rPr>
+                <w:rFonts w:ascii="Times New Roman" w:hAnsi="Times New Roman" w:cs="Times New Roman" w:eastAsia="Times New Roman"/>
+                <w:b w:val="0"/>
+                <w:sz w:val="12"/>
+              </w:rPr>
+              <w:t>99.7</w:t>
+            </w:r>
+          </w:p>
+        </w:tc>
+      </w:tr>
+      <w:tr>
+        <w:trPr>
+          <w:cantSplit/>
+        </w:trPr>
+        <w:tc>
+          <w:tcPr>
+            <w:tcW w:type="dxa" w:w="1531"/>
+            <w:tcMar>
+              <w:left w:w="40" w:type="dxa"/>
+              <w:right w:w="40" w:type="dxa"/>
+            </w:tcMar>
+          </w:tcPr>
+          <w:p>
+            <w:pPr>
+              <w:keepNext/>
+              <w:jc w:val="left"/>
+            </w:pPr>
+            <w:r>
+              <w:rPr>
+                <w:rFonts w:ascii="Times New Roman" w:hAnsi="Times New Roman" w:cs="Times New Roman" w:eastAsia="Times New Roman"/>
+                <w:b w:val="0"/>
+                <w:sz w:val="12"/>
+              </w:rPr>
+              <w:t>Corpus n = 10, σ = 0.1</w:t>
+            </w:r>
+          </w:p>
+        </w:tc>
+        <w:tc>
+          <w:tcPr>
+            <w:tcW w:type="dxa" w:w="445"/>
+            <w:tcMar>
+              <w:left w:w="40" w:type="dxa"/>
+              <w:right w:w="40" w:type="dxa"/>
+            </w:tcMar>
+          </w:tcPr>
+          <w:p>
+            <w:pPr>
+              <w:keepNext/>
+              <w:jc w:val="left"/>
+            </w:pPr>
+            <w:r>
+              <w:rPr>
+                <w:rFonts w:ascii="Times New Roman" w:hAnsi="Times New Roman" w:cs="Times New Roman" w:eastAsia="Times New Roman"/>
+                <w:b w:val="0"/>
+                <w:sz w:val="12"/>
+              </w:rPr>
+              <w:t>48.4</w:t>
+            </w:r>
+          </w:p>
+        </w:tc>
+        <w:tc>
+          <w:tcPr>
+            <w:tcW w:type="dxa" w:w="691"/>
+            <w:tcMar>
+              <w:left w:w="40" w:type="dxa"/>
+              <w:right w:w="40" w:type="dxa"/>
+            </w:tcMar>
+          </w:tcPr>
+          <w:p>
+            <w:pPr>
+              <w:keepNext/>
+              <w:jc w:val="left"/>
+            </w:pPr>
+            <w:r>
+              <w:rPr>
+                <w:rFonts w:ascii="Times New Roman" w:hAnsi="Times New Roman" w:cs="Times New Roman" w:eastAsia="Times New Roman"/>
+                <w:b w:val="0"/>
+                <w:sz w:val="12"/>
+              </w:rPr>
+              <w:t>12.7</w:t>
+            </w:r>
+          </w:p>
+        </w:tc>
+        <w:tc>
+          <w:tcPr>
+            <w:tcW w:type="dxa" w:w="642"/>
+            <w:tcMar>
+              <w:left w:w="40" w:type="dxa"/>
+              <w:right w:w="40" w:type="dxa"/>
+            </w:tcMar>
+          </w:tcPr>
+          <w:p>
+            <w:pPr>
+              <w:keepNext/>
+              <w:jc w:val="left"/>
+            </w:pPr>
+            <w:r>
+              <w:rPr>
+                <w:rFonts w:ascii="Times New Roman" w:hAnsi="Times New Roman" w:cs="Times New Roman" w:eastAsia="Times New Roman"/>
+                <w:b w:val="0"/>
+                <w:sz w:val="12"/>
+              </w:rPr>
+              <w:t>33.2 %</w:t>
+            </w:r>
+          </w:p>
+        </w:tc>
+        <w:tc>
+          <w:tcPr>
+            <w:tcW w:type="dxa" w:w="938"/>
+            <w:tcMar>
+              <w:left w:w="40" w:type="dxa"/>
+              <w:right w:w="40" w:type="dxa"/>
+            </w:tcMar>
+          </w:tcPr>
+          <w:p>
+            <w:pPr>
+              <w:keepNext/>
+              <w:jc w:val="left"/>
+            </w:pPr>
+            <w:r>
+              <w:rPr>
+                <w:rFonts w:ascii="Times New Roman" w:hAnsi="Times New Roman" w:cs="Times New Roman" w:eastAsia="Times New Roman"/>
+                <w:b w:val="0"/>
+                <w:sz w:val="12"/>
+              </w:rPr>
+              <w:t>0.47 → 0.32</w:t>
+            </w:r>
+          </w:p>
+        </w:tc>
+        <w:tc>
+          <w:tcPr>
+            <w:tcW w:type="dxa" w:w="691"/>
+            <w:tcMar>
+              <w:left w:w="40" w:type="dxa"/>
+              <w:right w:w="40" w:type="dxa"/>
+            </w:tcMar>
+          </w:tcPr>
+          <w:p>
+            <w:pPr>
+              <w:keepNext/>
+              <w:jc w:val="left"/>
+            </w:pPr>
+            <w:r>
+              <w:rPr>
+                <w:rFonts w:ascii="Times New Roman" w:hAnsi="Times New Roman" w:cs="Times New Roman" w:eastAsia="Times New Roman"/>
+                <w:b w:val="0"/>
+                <w:sz w:val="12"/>
+              </w:rPr>
+              <w:t>99.0</w:t>
+            </w:r>
+          </w:p>
+        </w:tc>
+      </w:tr>
+      <w:tr>
+        <w:trPr>
+          <w:cantSplit/>
+        </w:trPr>
+        <w:tc>
+          <w:tcPr>
+            <w:tcW w:type="dxa" w:w="1531"/>
+            <w:tcMar>
+              <w:left w:w="40" w:type="dxa"/>
+              <w:right w:w="40" w:type="dxa"/>
+            </w:tcMar>
+          </w:tcPr>
+          <w:p>
+            <w:pPr>
+              <w:keepNext/>
+              <w:jc w:val="left"/>
+            </w:pPr>
+            <w:r>
+              <w:rPr>
+                <w:rFonts w:ascii="Times New Roman" w:hAnsi="Times New Roman" w:cs="Times New Roman" w:eastAsia="Times New Roman"/>
+                <w:b w:val="0"/>
+                <w:sz w:val="12"/>
+              </w:rPr>
+              <w:t>Corpus n = 1,000, σ = 4.85</w:t>
+            </w:r>
+          </w:p>
+        </w:tc>
+        <w:tc>
+          <w:tcPr>
+            <w:tcW w:type="dxa" w:w="445"/>
+            <w:tcMar>
+              <w:left w:w="40" w:type="dxa"/>
+              <w:right w:w="40" w:type="dxa"/>
+            </w:tcMar>
+          </w:tcPr>
+          <w:p>
+            <w:pPr>
+              <w:keepNext/>
+              <w:jc w:val="left"/>
+            </w:pPr>
+            <w:r>
+              <w:rPr>
+                <w:rFonts w:ascii="Times New Roman" w:hAnsi="Times New Roman" w:cs="Times New Roman" w:eastAsia="Times New Roman"/>
+                <w:b w:val="0"/>
+                <w:sz w:val="12"/>
+              </w:rPr>
+              <w:t>0.999</w:t>
+            </w:r>
+          </w:p>
+        </w:tc>
+        <w:tc>
+          <w:tcPr>
+            <w:tcW w:type="dxa" w:w="691"/>
+            <w:tcMar>
+              <w:left w:w="40" w:type="dxa"/>
+              <w:right w:w="40" w:type="dxa"/>
+            </w:tcMar>
+          </w:tcPr>
+          <w:p>
+            <w:pPr>
+              <w:keepNext/>
+              <w:jc w:val="left"/>
+            </w:pPr>
+            <w:r>
+              <w:rPr>
+                <w:rFonts w:ascii="Times New Roman" w:hAnsi="Times New Roman" w:cs="Times New Roman" w:eastAsia="Times New Roman"/>
+                <w:b w:val="0"/>
+                <w:sz w:val="12"/>
+              </w:rPr>
+              <w:t>10.6</w:t>
+            </w:r>
+          </w:p>
+        </w:tc>
+        <w:tc>
+          <w:tcPr>
+            <w:tcW w:type="dxa" w:w="642"/>
+            <w:tcMar>
+              <w:left w:w="40" w:type="dxa"/>
+              <w:right w:w="40" w:type="dxa"/>
+            </w:tcMar>
+          </w:tcPr>
+          <w:p>
+            <w:pPr>
+              <w:keepNext/>
+              <w:jc w:val="left"/>
+            </w:pPr>
+            <w:r>
+              <w:rPr>
+                <w:rFonts w:ascii="Times New Roman" w:hAnsi="Times New Roman" w:cs="Times New Roman" w:eastAsia="Times New Roman"/>
+                <w:b w:val="0"/>
+                <w:sz w:val="12"/>
+              </w:rPr>
+              <w:t>33.6 %</w:t>
+            </w:r>
+          </w:p>
+        </w:tc>
+        <w:tc>
+          <w:tcPr>
+            <w:tcW w:type="dxa" w:w="938"/>
+            <w:tcMar>
+              <w:left w:w="40" w:type="dxa"/>
+              <w:right w:w="40" w:type="dxa"/>
+            </w:tcMar>
+          </w:tcPr>
+          <w:p>
+            <w:pPr>
+              <w:keepNext/>
+              <w:jc w:val="left"/>
+            </w:pPr>
+            <w:r>
+              <w:rPr>
+                <w:rFonts w:ascii="Times New Roman" w:hAnsi="Times New Roman" w:cs="Times New Roman" w:eastAsia="Times New Roman"/>
+                <w:b w:val="0"/>
+                <w:sz w:val="12"/>
+              </w:rPr>
+              <w:t>0.40 → 0.40</w:t>
+            </w:r>
+          </w:p>
+        </w:tc>
+        <w:tc>
+          <w:tcPr>
+            <w:tcW w:type="dxa" w:w="691"/>
+            <w:tcMar>
+              <w:left w:w="40" w:type="dxa"/>
+              <w:right w:w="40" w:type="dxa"/>
+            </w:tcMar>
+          </w:tcPr>
+          <w:p>
+            <w:pPr>
+              <w:keepNext/>
+              <w:jc w:val="left"/>
+            </w:pPr>
+            <w:r>
+              <w:rPr>
+                <w:rFonts w:ascii="Times New Roman" w:hAnsi="Times New Roman" w:cs="Times New Roman" w:eastAsia="Times New Roman"/>
+                <w:b w:val="0"/>
+                <w:sz w:val="12"/>
+              </w:rPr>
+              <w:t>99.998</w:t>
+            </w:r>
+          </w:p>
+        </w:tc>
+      </w:tr>
+      <w:tr>
+        <w:trPr>
+          <w:cantSplit/>
+        </w:trPr>
+        <w:tc>
+          <w:tcPr>
+            <w:tcW w:type="dxa" w:w="1531"/>
+            <w:tcMar>
+              <w:left w:w="40" w:type="dxa"/>
+              <w:right w:w="40" w:type="dxa"/>
+            </w:tcMar>
+          </w:tcPr>
+          <w:p>
+            <w:pPr>
+              <w:keepNext/>
+              <w:jc w:val="left"/>
+            </w:pPr>
+            <w:r>
+              <w:rPr>
+                <w:rFonts w:ascii="Times New Roman" w:hAnsi="Times New Roman" w:cs="Times New Roman" w:eastAsia="Times New Roman"/>
+                <w:b w:val="0"/>
+                <w:sz w:val="12"/>
+              </w:rPr>
+              <w:t>Adapters σ = 0 (n = 8)</w:t>
+            </w:r>
+          </w:p>
+        </w:tc>
+        <w:tc>
+          <w:tcPr>
+            <w:tcW w:type="dxa" w:w="445"/>
+            <w:tcMar>
+              <w:left w:w="40" w:type="dxa"/>
+              <w:right w:w="40" w:type="dxa"/>
+            </w:tcMar>
+          </w:tcPr>
+          <w:p>
+            <w:pPr>
+              <w:keepNext/>
+              <w:jc w:val="left"/>
+            </w:pPr>
+            <w:r>
+              <w:rPr>
+                <w:rFonts w:ascii="Times New Roman" w:hAnsi="Times New Roman" w:cs="Times New Roman" w:eastAsia="Times New Roman"/>
+                <w:b w:val="0"/>
+                <w:sz w:val="12"/>
+              </w:rPr>
+              <w:t>∞</w:t>
+            </w:r>
+          </w:p>
+        </w:tc>
+        <w:tc>
+          <w:tcPr>
+            <w:tcW w:type="dxa" w:w="691"/>
+            <w:tcMar>
+              <w:left w:w="40" w:type="dxa"/>
+              <w:right w:w="40" w:type="dxa"/>
+            </w:tcMar>
+          </w:tcPr>
+          <w:p>
+            <w:pPr>
+              <w:keepNext/>
+              <w:jc w:val="left"/>
+            </w:pPr>
+            <w:r>
+              <w:rPr>
+                <w:rFonts w:ascii="Times New Roman" w:hAnsi="Times New Roman" w:cs="Times New Roman" w:eastAsia="Times New Roman"/>
+                <w:b w:val="0"/>
+                <w:sz w:val="12"/>
+              </w:rPr>
+              <w:t>9.2</w:t>
+            </w:r>
+          </w:p>
+        </w:tc>
+        <w:tc>
+          <w:tcPr>
+            <w:tcW w:type="dxa" w:w="642"/>
+            <w:tcMar>
+              <w:left w:w="40" w:type="dxa"/>
+              <w:right w:w="40" w:type="dxa"/>
+            </w:tcMar>
+          </w:tcPr>
+          <w:p>
+            <w:pPr>
+              <w:keepNext/>
+              <w:jc w:val="left"/>
+            </w:pPr>
+            <w:r>
+              <w:rPr>
+                <w:rFonts w:ascii="Times New Roman" w:hAnsi="Times New Roman" w:cs="Times New Roman" w:eastAsia="Times New Roman"/>
+                <w:b w:val="0"/>
+                <w:sz w:val="12"/>
+              </w:rPr>
+              <w:t>47.9 %</w:t>
+            </w:r>
+          </w:p>
+        </w:tc>
+        <w:tc>
+          <w:tcPr>
+            <w:tcW w:type="dxa" w:w="938"/>
+            <w:tcMar>
+              <w:left w:w="40" w:type="dxa"/>
+              <w:right w:w="40" w:type="dxa"/>
+            </w:tcMar>
+          </w:tcPr>
+          <w:p>
+            <w:pPr>
+              <w:keepNext/>
+              <w:jc w:val="left"/>
+            </w:pPr>
+            <w:r>
+              <w:rPr>
+                <w:rFonts w:ascii="Times New Roman" w:hAnsi="Times New Roman" w:cs="Times New Roman" w:eastAsia="Times New Roman"/>
+                <w:b w:val="0"/>
+                <w:sz w:val="12"/>
+              </w:rPr>
+              <w:t>0.78 → 0.53</w:t>
+            </w:r>
+          </w:p>
+        </w:tc>
+        <w:tc>
+          <w:tcPr>
+            <w:tcW w:type="dxa" w:w="691"/>
+            <w:tcMar>
+              <w:left w:w="40" w:type="dxa"/>
+              <w:right w:w="40" w:type="dxa"/>
+            </w:tcMar>
+          </w:tcPr>
+          <w:p>
+            <w:pPr>
+              <w:keepNext/>
+              <w:jc w:val="left"/>
+            </w:pPr>
+            <w:r>
+              <w:rPr>
+                <w:rFonts w:ascii="Times New Roman" w:hAnsi="Times New Roman" w:cs="Times New Roman" w:eastAsia="Times New Roman"/>
+                <w:b w:val="0"/>
+                <w:sz w:val="12"/>
+              </w:rPr>
+              <w:t>99.9</w:t>
+            </w:r>
+          </w:p>
+        </w:tc>
+      </w:tr>
+      <w:tr>
+        <w:trPr>
+          <w:cantSplit/>
+        </w:trPr>
+        <w:tc>
+          <w:tcPr>
+            <w:tcW w:type="dxa" w:w="1531"/>
+            <w:tcMar>
+              <w:left w:w="40" w:type="dxa"/>
+              <w:right w:w="40" w:type="dxa"/>
+            </w:tcMar>
+          </w:tcPr>
+          <w:p>
+            <w:pPr>
+              <w:keepNext/>
+              <w:jc w:val="left"/>
+            </w:pPr>
+            <w:r>
+              <w:rPr>
+                <w:rFonts w:ascii="Times New Roman" w:hAnsi="Times New Roman" w:cs="Times New Roman" w:eastAsia="Times New Roman"/>
+                <w:b w:val="0"/>
+                <w:sz w:val="12"/>
+              </w:rPr>
+              <w:t>Adapters σ = 0.05 (n = 8)</w:t>
+            </w:r>
+          </w:p>
+        </w:tc>
+        <w:tc>
+          <w:tcPr>
+            <w:tcW w:type="dxa" w:w="445"/>
+            <w:tcMar>
+              <w:left w:w="40" w:type="dxa"/>
+              <w:right w:w="40" w:type="dxa"/>
+            </w:tcMar>
+          </w:tcPr>
+          <w:p>
+            <w:pPr>
+              <w:keepNext/>
+              <w:jc w:val="left"/>
+            </w:pPr>
+            <w:r>
+              <w:rPr>
+                <w:rFonts w:ascii="Times New Roman" w:hAnsi="Times New Roman" w:cs="Times New Roman" w:eastAsia="Times New Roman"/>
+                <w:b w:val="0"/>
+                <w:sz w:val="12"/>
+              </w:rPr>
+              <w:t>96.9</w:t>
+            </w:r>
+          </w:p>
+        </w:tc>
+        <w:tc>
+          <w:tcPr>
+            <w:tcW w:type="dxa" w:w="691"/>
+            <w:tcMar>
+              <w:left w:w="40" w:type="dxa"/>
+              <w:right w:w="40" w:type="dxa"/>
+            </w:tcMar>
+          </w:tcPr>
+          <w:p>
+            <w:pPr>
+              <w:keepNext/>
+              <w:jc w:val="left"/>
+            </w:pPr>
+            <w:r>
+              <w:rPr>
+                <w:rFonts w:ascii="Times New Roman" w:hAnsi="Times New Roman" w:cs="Times New Roman" w:eastAsia="Times New Roman"/>
+                <w:b w:val="0"/>
+                <w:sz w:val="12"/>
+              </w:rPr>
+              <w:t>12.6</w:t>
+            </w:r>
+          </w:p>
+        </w:tc>
+        <w:tc>
+          <w:tcPr>
+            <w:tcW w:type="dxa" w:w="642"/>
+            <w:tcMar>
+              <w:left w:w="40" w:type="dxa"/>
+              <w:right w:w="40" w:type="dxa"/>
+            </w:tcMar>
+          </w:tcPr>
+          <w:p>
+            <w:pPr>
+              <w:keepNext/>
+              <w:jc w:val="left"/>
+            </w:pPr>
+            <w:r>
+              <w:rPr>
+                <w:rFonts w:ascii="Times New Roman" w:hAnsi="Times New Roman" w:cs="Times New Roman" w:eastAsia="Times New Roman"/>
+                <w:b w:val="0"/>
+                <w:sz w:val="12"/>
+              </w:rPr>
+              <w:t>46.0 %</w:t>
+            </w:r>
+          </w:p>
+        </w:tc>
+        <w:tc>
+          <w:tcPr>
+            <w:tcW w:type="dxa" w:w="938"/>
+            <w:tcMar>
+              <w:left w:w="40" w:type="dxa"/>
+              <w:right w:w="40" w:type="dxa"/>
+            </w:tcMar>
+          </w:tcPr>
+          <w:p>
+            <w:pPr>
+              <w:keepNext/>
+              <w:jc w:val="left"/>
+            </w:pPr>
+            <w:r>
+              <w:rPr>
+                <w:rFonts w:ascii="Times New Roman" w:hAnsi="Times New Roman" w:cs="Times New Roman" w:eastAsia="Times New Roman"/>
+                <w:b w:val="0"/>
+                <w:sz w:val="12"/>
+              </w:rPr>
+              <w:t>0.76 → 0.53</w:t>
+            </w:r>
+          </w:p>
+        </w:tc>
+        <w:tc>
+          <w:tcPr>
+            <w:tcW w:type="dxa" w:w="691"/>
+            <w:tcMar>
+              <w:left w:w="40" w:type="dxa"/>
+              <w:right w:w="40" w:type="dxa"/>
+            </w:tcMar>
+          </w:tcPr>
+          <w:p>
+            <w:pPr>
+              <w:keepNext/>
+              <w:jc w:val="left"/>
+            </w:pPr>
+            <w:r>
+              <w:rPr>
+                <w:rFonts w:ascii="Times New Roman" w:hAnsi="Times New Roman" w:cs="Times New Roman" w:eastAsia="Times New Roman"/>
+                <w:b w:val="0"/>
+                <w:sz w:val="12"/>
+              </w:rPr>
+              <w:t>92.1</w:t>
+            </w:r>
+          </w:p>
+        </w:tc>
+      </w:tr>
+      <w:tr>
+        <w:trPr>
+          <w:cantSplit/>
+        </w:trPr>
+        <w:tc>
+          <w:tcPr>
+            <w:tcW w:type="dxa" w:w="1531"/>
+            <w:tcMar>
+              <w:left w:w="40" w:type="dxa"/>
+              <w:right w:w="40" w:type="dxa"/>
+            </w:tcMar>
+          </w:tcPr>
+          <w:p>
+            <w:pPr>
+              <w:keepNext/>
+              <w:jc w:val="left"/>
+            </w:pPr>
+            <w:r>
+              <w:rPr>
+                <w:rFonts w:ascii="Times New Roman" w:hAnsi="Times New Roman" w:cs="Times New Roman" w:eastAsia="Times New Roman"/>
+                <w:b w:val="0"/>
+                <w:sz w:val="12"/>
+              </w:rPr>
+              <w:t>Adapters σ = 0.1 (n = 8)</w:t>
+            </w:r>
+          </w:p>
+        </w:tc>
+        <w:tc>
+          <w:tcPr>
+            <w:tcW w:type="dxa" w:w="445"/>
+            <w:tcMar>
+              <w:left w:w="40" w:type="dxa"/>
+              <w:right w:w="40" w:type="dxa"/>
+            </w:tcMar>
+          </w:tcPr>
+          <w:p>
+            <w:pPr>
+              <w:keepNext/>
+              <w:jc w:val="left"/>
+            </w:pPr>
+            <w:r>
+              <w:rPr>
+                <w:rFonts w:ascii="Times New Roman" w:hAnsi="Times New Roman" w:cs="Times New Roman" w:eastAsia="Times New Roman"/>
+                <w:b w:val="0"/>
+                <w:sz w:val="12"/>
+              </w:rPr>
+              <w:t>48.4</w:t>
+            </w:r>
+          </w:p>
+        </w:tc>
+        <w:tc>
+          <w:tcPr>
+            <w:tcW w:type="dxa" w:w="691"/>
+            <w:tcMar>
+              <w:left w:w="40" w:type="dxa"/>
+              <w:right w:w="40" w:type="dxa"/>
+            </w:tcMar>
+          </w:tcPr>
+          <w:p>
+            <w:pPr>
+              <w:keepNext/>
+              <w:jc w:val="left"/>
+            </w:pPr>
+            <w:r>
+              <w:rPr>
+                <w:rFonts w:ascii="Times New Roman" w:hAnsi="Times New Roman" w:cs="Times New Roman" w:eastAsia="Times New Roman"/>
+                <w:b w:val="0"/>
+                <w:sz w:val="12"/>
+              </w:rPr>
+              <w:t>47.3</w:t>
+            </w:r>
+          </w:p>
+        </w:tc>
+        <w:tc>
+          <w:tcPr>
+            <w:tcW w:type="dxa" w:w="642"/>
+            <w:tcMar>
+              <w:left w:w="40" w:type="dxa"/>
+              <w:right w:w="40" w:type="dxa"/>
+            </w:tcMar>
+          </w:tcPr>
+          <w:p>
+            <w:pPr>
+              <w:keepNext/>
+              <w:jc w:val="left"/>
+            </w:pPr>
+            <w:r>
+              <w:rPr>
+                <w:rFonts w:ascii="Times New Roman" w:hAnsi="Times New Roman" w:cs="Times New Roman" w:eastAsia="Times New Roman"/>
+                <w:b w:val="0"/>
+                <w:sz w:val="12"/>
+              </w:rPr>
+              <w:t>39.5 %</w:t>
+            </w:r>
+          </w:p>
+        </w:tc>
+        <w:tc>
+          <w:tcPr>
+            <w:tcW w:type="dxa" w:w="938"/>
+            <w:tcMar>
+              <w:left w:w="40" w:type="dxa"/>
+              <w:right w:w="40" w:type="dxa"/>
+            </w:tcMar>
+          </w:tcPr>
+          <w:p>
+            <w:pPr>
+              <w:keepNext/>
+              <w:jc w:val="left"/>
+            </w:pPr>
+            <w:r>
+              <w:rPr>
+                <w:rFonts w:ascii="Times New Roman" w:hAnsi="Times New Roman" w:cs="Times New Roman" w:eastAsia="Times New Roman"/>
+                <w:b w:val="0"/>
+                <w:sz w:val="12"/>
+              </w:rPr>
+              <w:t>0.74 → 0.56</w:t>
+            </w:r>
+          </w:p>
+        </w:tc>
+        <w:tc>
+          <w:tcPr>
+            <w:tcW w:type="dxa" w:w="691"/>
+            <w:tcMar>
+              <w:left w:w="40" w:type="dxa"/>
+              <w:right w:w="40" w:type="dxa"/>
+            </w:tcMar>
+          </w:tcPr>
+          <w:p>
+            <w:pPr>
+              <w:keepNext/>
+              <w:jc w:val="left"/>
+            </w:pPr>
+            <w:r>
+              <w:rPr>
+                <w:rFonts w:ascii="Times New Roman" w:hAnsi="Times New Roman" w:cs="Times New Roman" w:eastAsia="Times New Roman"/>
+                <w:b w:val="0"/>
+                <w:sz w:val="12"/>
+              </w:rPr>
+              <w:t>59.2</w:t>
+            </w:r>
+          </w:p>
+        </w:tc>
+      </w:tr>
+      <w:tr>
+        <w:trPr>
+          <w:cantSplit/>
+        </w:trPr>
+        <w:tc>
+          <w:tcPr>
+            <w:tcW w:type="dxa" w:w="1531"/>
             <w:tcMar>
               <w:left w:w="40" w:type="dxa"/>
               <w:right w:w="40" w:type="dxa"/>
@@ -3921,15 +4654,15 @@
               <w:rPr>
                 <w:rFonts w:ascii="Times New Roman" w:hAnsi="Times New Roman" w:cs="Times New Roman" w:eastAsia="Times New Roman"/>
                 <w:b w:val="0"/>
-                <w:sz w:val="13"/>
+                <w:sz w:val="12"/>
               </w:rPr>
-              <w:t>Noise-free σ = 1e-6 (n = 5)</w:t>
+              <w:t>Adapters σ ≥ 0.3</w:t>
             </w:r>
           </w:p>
         </w:tc>
         <w:tc>
           <w:tcPr>
-            <w:tcW w:type="dxa" w:w="494"/>
+            <w:tcW w:type="dxa" w:w="445"/>
             <w:tcMar>
               <w:left w:w="40" w:type="dxa"/>
               <w:right w:w="40" w:type="dxa"/>
@@ -3944,32 +4677,9 @@
               <w:rPr>
                 <w:rFonts w:ascii="Times New Roman" w:hAnsi="Times New Roman" w:cs="Times New Roman" w:eastAsia="Times New Roman"/>
                 <w:b w:val="0"/>
-                <w:sz w:val="13"/>
+                <w:sz w:val="12"/>
               </w:rPr>
-              <w:t>≈ 5e6</w:t>
-            </w:r>
-          </w:p>
-        </w:tc>
-        <w:tc>
-          <w:tcPr>
-            <w:tcW w:type="dxa" w:w="741"/>
-            <w:tcMar>
-              <w:left w:w="40" w:type="dxa"/>
-              <w:right w:w="40" w:type="dxa"/>
-            </w:tcMar>
-          </w:tcPr>
-          <w:p>
-            <w:pPr>
-              <w:keepNext w:val="0"/>
-              <w:jc w:val="left"/>
-            </w:pPr>
-            <w:r>
-              <w:rPr>
-                <w:rFonts w:ascii="Times New Roman" w:hAnsi="Times New Roman" w:cs="Times New Roman" w:eastAsia="Times New Roman"/>
-                <w:b w:val="0"/>
-                <w:sz w:val="13"/>
-              </w:rPr>
-              <w:t>12.4</w:t>
+              <w:t>≤ 16</w:t>
             </w:r>
           </w:p>
         </w:tc>
@@ -3990,9 +4700,32 @@
               <w:rPr>
                 <w:rFonts w:ascii="Times New Roman" w:hAnsi="Times New Roman" w:cs="Times New Roman" w:eastAsia="Times New Roman"/>
                 <w:b w:val="0"/>
-                <w:sz w:val="13"/>
+                <w:sz w:val="12"/>
               </w:rPr>
-              <w:t>n/a</w:t>
+              <w:t>destroyed</w:t>
+            </w:r>
+          </w:p>
+        </w:tc>
+        <w:tc>
+          <w:tcPr>
+            <w:tcW w:type="dxa" w:w="642"/>
+            <w:tcMar>
+              <w:left w:w="40" w:type="dxa"/>
+              <w:right w:w="40" w:type="dxa"/>
+            </w:tcMar>
+          </w:tcPr>
+          <w:p>
+            <w:pPr>
+              <w:keepNext w:val="0"/>
+              <w:jc w:val="left"/>
+            </w:pPr>
+            <w:r>
+              <w:rPr>
+                <w:rFonts w:ascii="Times New Roman" w:hAnsi="Times New Roman" w:cs="Times New Roman" w:eastAsia="Times New Roman"/>
+                <w:b w:val="0"/>
+                <w:sz w:val="12"/>
+              </w:rPr>
+              <w:t>≤ 8.1 %</w:t>
             </w:r>
           </w:p>
         </w:tc>
@@ -4013,9 +4746,9 @@
               <w:rPr>
                 <w:rFonts w:ascii="Times New Roman" w:hAnsi="Times New Roman" w:cs="Times New Roman" w:eastAsia="Times New Roman"/>
                 <w:b w:val="0"/>
-                <w:sz w:val="13"/>
+                <w:sz w:val="12"/>
               </w:rPr>
-              <w:t>0.99 → 0.54</w:t>
+              <w:t>0.46 → 0.41</w:t>
             </w:r>
           </w:p>
         </w:tc>
@@ -4036,9 +4769,9 @@
               <w:rPr>
                 <w:rFonts w:ascii="Times New Roman" w:hAnsi="Times New Roman" w:cs="Times New Roman" w:eastAsia="Times New Roman"/>
                 <w:b w:val="0"/>
-                <w:sz w:val="13"/>
+                <w:sz w:val="12"/>
               </w:rPr>
-              <w:t>99.7</w:t>
+              <w:t>n/a</w:t>
             </w:r>
           </w:p>
         </w:tc>
@@ -4100,7 +4833,7 @@
           <w:rFonts w:ascii="Times New Roman" w:hAnsi="Times New Roman" w:cs="Times New Roman" w:eastAsia="Times New Roman"/>
           <w:sz w:val="16"/>
         </w:rPr>
-        <w:t>Fig. 3. (a) Perplexity and attack AUC against the noise multiplier (20 seeds). (b) L2 distance of the unlearned model to a fresh-noise retrain and between two retrains (200 pairs).</w:t>
+        <w:t>Fig. 3. (a) Perplexity and attack AUC against the noise multiplier (bigram, 20 seeds). (b) L2 distance of the unlearned model to a fresh-noise retrain and between two retrains (200 pairs).</w:t>
       </w:r>
     </w:p>
     <w:p>
@@ -4126,7 +4859,7 @@
           <w:i w:val="0"/>
           <w:sz w:val="20"/>
         </w:rPr>
-        <w:t xml:space="preserve"> Removal is exact to 3.2e-14 and all 250 requests are certified. Retention averages 97.1 % (minimum 79.9 %); removing four of five clients raises perplexity from 130 to 303 because the noise stays while the signal is divided by fewer clients; every step is certified and the ledger verifies, and the fifth removal is refused with the message that at least one client must remain. At the default seed the attack AUC before removal is 0.20, 0.48, 0.08, 0.32, 0.04 for the five clients (after: 0.16, 0.44, 0.12, 0.28, 0.04); with five members and five non-members one pair moves the AUC by 0.04, and values far below 0.5 are as uninformative as values above it.</w:t>
+        <w:t xml:space="preserve"> On the proxy, removal is exact to 3.2e-14 and all 250 requests are certified. Retention averages 97.1 % (minimum 79.9 %); removing four of five clients raises perplexity from 130 to 303 because the noise stays while the signal is divided by fewer clients, every step is certified, and the fifth removal is refused. With five members and five non-members one pair moves the AUC by 0.04, so the per-client AUC values at the default seed (0.04 to 0.48 before removal) carry no information.</w:t>
       </w:r>
     </w:p>
     <w:p>
@@ -4152,7 +4885,7 @@
           <w:i w:val="0"/>
           <w:sz w:val="20"/>
         </w:rPr>
-        <w:t xml:space="preserve"> The noise has standard deviation 75 per coordinate against a clipped client update of norm 25 spread over 1,089 coordinates. Perplexity is 142, worse than the uniform model's 32, and next-character accuracy is 3.7 %. The attack is already at chance before removal (AUC 0.52 ± 0.22), so the mean change of -0.03 is within noise. Useful models (perplexity &lt; 20) need σ ≤ 0.1, i.e. ε ≥ 48, while the classical bound is valid only for ε &lt; 1 (σ &gt; 4.84), where perplexity is 198 or more: no setting is both private by this bound and useful. Between σ = 0.001 and 0.1 accuracy stays at 23.5-24.6 % and perplexity at 12.5-16.3; at σ = 0.3 mean retention dips to 88.1 % and one of the 100 requests falls below the 70 % floor and is marked REVIEW_REQUIRED, the only such case in the sweep. Because the retention floor is measured against a model that is already near-useless at σ = 3, it cannot fail there: none of the 250 default requests did.</w:t>
+        <w:t xml:space="preserve"> The noise has standard deviation 75 per coordinate against a clipped update of norm 25 spread over 1,089 coordinates. Perplexity is 142, worse than the uniform model's 32, accuracy is 3.7 %, and the attack is at chance before removal (AUC 0.52 ± 0.22), so there is nothing for removal to remove. On five clients, useful models need σ ≤ 0.1 (ε ≥ 48), whereas the classical bound is valid only for ε &lt; 1 (σ &gt; 4.845), where perplexity is 198 or more. Because retention is measured against a model that is already near-useless, the 70 % floor cannot fail at σ = 3; it failed once in the sweep, at σ = 0.3.</w:t>
       </w:r>
     </w:p>
     <w:p>
@@ -4178,7 +4911,7 @@
           <w:i w:val="0"/>
           <w:sz w:val="20"/>
         </w:rPr>
-        <w:t xml:space="preserve"> Without noise the attack separates members almost perfectly (AUC 0.99) and removal brings it to 0.54 with 99.7 % retention, so the subtraction does erase the signal. Against a true retrain with fresh noise, the unlearned model lies 875 ± 16 away at σ = 3 (146 at σ = 0.5), the same as two independent retrains are from each other (881 and 147). That distance is pure noise, which supports the claim that the unlearned model is distributed like a retrained one, but the 1e-14 certificate value alone does not.</w:t>
+        <w:t xml:space="preserve"> Without noise the attack separates members almost perfectly (AUC 0.99) and removal brings it to 0.54 with 99.7 % retention. Against a true retrain with fresh noise the unlearned model lies 875 away at σ = 3 (146 at σ = 0.5), the same as two independent retrains (881 and 147): the distance is pure noise, so the unlearned model is distributed like a retrained one, which the 1e-14 certificate value alone does not show.</w:t>
       </w:r>
     </w:p>
     <w:p>
@@ -4244,7 +4977,7 @@
       <w:r>
         <w:drawing>
           <wp:inline xmlns:a="http://schemas.openxmlformats.org/drawingml/2006/main" xmlns:pic="http://schemas.openxmlformats.org/drawingml/2006/picture">
-            <wp:extent cx="3108960" cy="1704275"/>
+            <wp:extent cx="3108960" cy="1373595"/>
             <wp:docPr id="5" name="Picture 5"/>
             <wp:cNvGraphicFramePr>
               <a:graphicFrameLocks noChangeAspect="1"/>
@@ -4265,7 +4998,7 @@
                   <pic:spPr>
                     <a:xfrm>
                       <a:off x="0" y="0"/>
-                      <a:ext cx="3108960" cy="1704275"/>
+                      <a:ext cx="3108960" cy="1373595"/>
                     </a:xfrm>
                     <a:prstGeom prst="rect"/>
                   </pic:spPr>
@@ -4286,916 +5019,34 @@
           <w:rFonts w:ascii="Times New Roman" w:hAnsi="Times New Roman" w:cs="Times New Roman" w:eastAsia="Times New Roman"/>
           <w:sz w:val="16"/>
         </w:rPr>
-        <w:t>Fig. 5. Output screen: compliance ledger, four chained records and a valid hash chain.</w:t>
+        <w:t>Fig. 5. Output screen: compliance ledger, chained records and a valid hash chain.</w:t>
       </w:r>
     </w:p>
     <w:p>
       <w:pPr>
-        <w:keepNext/>
-        <w:spacing w:before="80"/>
-        <w:jc w:val="center"/>
+        <w:keepNext w:val="0"/>
+        <w:spacing w:after="0" w:before="0"/>
+        <w:ind w:firstLine="288"/>
+        <w:jc w:val="both"/>
       </w:pPr>
       <w:r>
         <w:rPr>
           <w:rFonts w:ascii="Times New Roman" w:hAnsi="Times New Roman" w:cs="Times New Roman" w:eastAsia="Times New Roman"/>
-          <w:sz w:val="16"/>
+          <w:b w:val="0"/>
+          <w:i/>
+          <w:sz w:val="20"/>
         </w:rPr>
-        <w:t>TABLE III</w:t>
-        <w:br/>
+        <w:t>Larger data and neural adapters.</w:t>
       </w:r>
       <w:r>
         <w:rPr>
           <w:rFonts w:ascii="Times New Roman" w:hAnsi="Times New Roman" w:cs="Times New Roman" w:eastAsia="Times New Roman"/>
-          <w:sz w:val="16"/>
+          <w:b w:val="0"/>
+          <w:i w:val="0"/>
+          <w:sz w:val="20"/>
         </w:rPr>
-        <w:t>MEDIAN COST OF UNLEARNING AND OF RETRAINING THE PROXY</w:t>
+        <w:t xml:space="preserve"> With 200 sentences per client the bigram model still does not memorise sentences (sample-level AUC 0.50 at every σ) but leaks the domain: the attack falls from 0.474 to 0.220 on removal without noise and from 0.472 to 0.324 at σ = 0.1, and unlearned and fresh-retrain models are 645 and 650 apart. Since the noise is added once to the sum and divided by n, a large federation dilutes it: at σ = 4.85 (ε = 0.999) perplexity is 1.17 times the noise-free value at n = 1,000 clients and 1.03 at 4,000 (Fig. 6a), against 102 at n = 5, and five sequential removals at n = 1,000 are certified. For the neural adapters a single adapter is plainly attackable (client-level AUC 1.00, sample-level 0.74); the released average hides samples but not the domain (0.78), and removal returns the attack to 0.53, equal to a fresh retrain (0.53), with unlearned-to-retrain distance equal to retrain-to-retrain at every σ (31.8 and 31.8 at σ = 0.1). Retention is 99.9 % at σ = 0, 92 % at 0.05 and 59 % at 0.1 (below the floor, so REVIEW_REQUIRED), and the models are destroyed from σ = 0.3 (Fig. 6b). Subtracting an adapter takes 24 µs, the fully checked request 91 ms, and retraining the seven retained adapters 5.9 s.</w:t>
       </w:r>
-    </w:p>
-    <w:tbl>
-      <w:tblPr>
-        <w:tblStyle w:val="TableGrid"/>
-        <w:tblW w:type="auto" w:w="0"/>
-        <w:jc w:val="center"/>
-        <w:tblLayout w:type="fixed"/>
-        <w:tblLook w:firstColumn="1" w:firstRow="1" w:lastColumn="0" w:lastRow="0" w:noHBand="0" w:noVBand="1" w:val="04A0"/>
-      </w:tblPr>
-      <w:tblGrid>
-        <w:gridCol w:w="1709"/>
-        <w:gridCol w:w="1709"/>
-        <w:gridCol w:w="1709"/>
-        <w:gridCol w:w="1709"/>
-        <w:gridCol w:w="1709"/>
-        <w:gridCol w:w="1709"/>
-      </w:tblGrid>
-      <w:tr>
-        <w:trPr>
-          <w:cantSplit/>
-        </w:trPr>
-        <w:tc>
-          <w:tcPr>
-            <w:tcW w:type="dxa" w:w="691"/>
-            <w:tcMar>
-              <w:left w:w="40" w:type="dxa"/>
-              <w:right w:w="40" w:type="dxa"/>
-            </w:tcMar>
-            <w:shd w:val="clear" w:fill="E7E9EF"/>
-          </w:tcPr>
-          <w:p>
-            <w:pPr>
-              <w:keepNext/>
-              <w:jc w:val="left"/>
-            </w:pPr>
-            <w:r>
-              <w:rPr>
-                <w:rFonts w:ascii="Times New Roman" w:hAnsi="Times New Roman" w:cs="Times New Roman" w:eastAsia="Times New Roman"/>
-                <w:b/>
-                <w:sz w:val="13"/>
-              </w:rPr>
-              <w:t>Clients</w:t>
-            </w:r>
-          </w:p>
-        </w:tc>
-        <w:tc>
-          <w:tcPr>
-            <w:tcW w:type="dxa" w:w="790"/>
-            <w:tcMar>
-              <w:left w:w="40" w:type="dxa"/>
-              <w:right w:w="40" w:type="dxa"/>
-            </w:tcMar>
-            <w:shd w:val="clear" w:fill="E7E9EF"/>
-          </w:tcPr>
-          <w:p>
-            <w:pPr>
-              <w:keepNext/>
-              <w:jc w:val="left"/>
-            </w:pPr>
-            <w:r>
-              <w:rPr>
-                <w:rFonts w:ascii="Times New Roman" w:hAnsi="Times New Roman" w:cs="Times New Roman" w:eastAsia="Times New Roman"/>
-                <w:b/>
-                <w:sz w:val="13"/>
-              </w:rPr>
-              <w:t>Records</w:t>
-            </w:r>
-          </w:p>
-        </w:tc>
-        <w:tc>
-          <w:tcPr>
-            <w:tcW w:type="dxa" w:w="790"/>
-            <w:tcMar>
-              <w:left w:w="40" w:type="dxa"/>
-              <w:right w:w="40" w:type="dxa"/>
-            </w:tcMar>
-            <w:shd w:val="clear" w:fill="E7E9EF"/>
-          </w:tcPr>
-          <w:p>
-            <w:pPr>
-              <w:keepNext/>
-              <w:jc w:val="left"/>
-            </w:pPr>
-            <w:r>
-              <w:rPr>
-                <w:rFonts w:ascii="Times New Roman" w:hAnsi="Times New Roman" w:cs="Times New Roman" w:eastAsia="Times New Roman"/>
-                <w:b/>
-                <w:sz w:val="13"/>
-              </w:rPr>
-              <w:t>Train ms</w:t>
-            </w:r>
-          </w:p>
-        </w:tc>
-        <w:tc>
-          <w:tcPr>
-            <w:tcW w:type="dxa" w:w="889"/>
-            <w:tcMar>
-              <w:left w:w="40" w:type="dxa"/>
-              <w:right w:w="40" w:type="dxa"/>
-            </w:tcMar>
-            <w:shd w:val="clear" w:fill="E7E9EF"/>
-          </w:tcPr>
-          <w:p>
-            <w:pPr>
-              <w:keepNext/>
-              <w:jc w:val="left"/>
-            </w:pPr>
-            <w:r>
-              <w:rPr>
-                <w:rFonts w:ascii="Times New Roman" w:hAnsi="Times New Roman" w:cs="Times New Roman" w:eastAsia="Times New Roman"/>
-                <w:b/>
-                <w:sz w:val="13"/>
-              </w:rPr>
-              <w:t>Unlearn ms</w:t>
-            </w:r>
-          </w:p>
-        </w:tc>
-        <w:tc>
-          <w:tcPr>
-            <w:tcW w:type="dxa" w:w="889"/>
-            <w:tcMar>
-              <w:left w:w="40" w:type="dxa"/>
-              <w:right w:w="40" w:type="dxa"/>
-            </w:tcMar>
-            <w:shd w:val="clear" w:fill="E7E9EF"/>
-          </w:tcPr>
-          <w:p>
-            <w:pPr>
-              <w:keepNext/>
-              <w:jc w:val="left"/>
-            </w:pPr>
-            <w:r>
-              <w:rPr>
-                <w:rFonts w:ascii="Times New Roman" w:hAnsi="Times New Roman" w:cs="Times New Roman" w:eastAsia="Times New Roman"/>
-                <w:b/>
-                <w:sz w:val="13"/>
-              </w:rPr>
-              <w:t>Retrain ms</w:t>
-            </w:r>
-          </w:p>
-        </w:tc>
-        <w:tc>
-          <w:tcPr>
-            <w:tcW w:type="dxa" w:w="889"/>
-            <w:tcMar>
-              <w:left w:w="40" w:type="dxa"/>
-              <w:right w:w="40" w:type="dxa"/>
-            </w:tcMar>
-            <w:shd w:val="clear" w:fill="E7E9EF"/>
-          </w:tcPr>
-          <w:p>
-            <w:pPr>
-              <w:keepNext/>
-              <w:jc w:val="left"/>
-            </w:pPr>
-            <w:r>
-              <w:rPr>
-                <w:rFonts w:ascii="Times New Roman" w:hAnsi="Times New Roman" w:cs="Times New Roman" w:eastAsia="Times New Roman"/>
-                <w:b/>
-                <w:sz w:val="13"/>
-              </w:rPr>
-              <w:t>Retrain / unlearn</w:t>
-            </w:r>
-          </w:p>
-        </w:tc>
-      </w:tr>
-      <w:tr>
-        <w:trPr>
-          <w:cantSplit/>
-        </w:trPr>
-        <w:tc>
-          <w:tcPr>
-            <w:tcW w:type="dxa" w:w="691"/>
-            <w:tcMar>
-              <w:left w:w="40" w:type="dxa"/>
-              <w:right w:w="40" w:type="dxa"/>
-            </w:tcMar>
-          </w:tcPr>
-          <w:p>
-            <w:pPr>
-              <w:keepNext/>
-              <w:jc w:val="left"/>
-            </w:pPr>
-            <w:r>
-              <w:rPr>
-                <w:rFonts w:ascii="Times New Roman" w:hAnsi="Times New Roman" w:cs="Times New Roman" w:eastAsia="Times New Roman"/>
-                <w:b w:val="0"/>
-                <w:sz w:val="13"/>
-              </w:rPr>
-              <w:t>5</w:t>
-            </w:r>
-          </w:p>
-        </w:tc>
-        <w:tc>
-          <w:tcPr>
-            <w:tcW w:type="dxa" w:w="790"/>
-            <w:tcMar>
-              <w:left w:w="40" w:type="dxa"/>
-              <w:right w:w="40" w:type="dxa"/>
-            </w:tcMar>
-          </w:tcPr>
-          <w:p>
-            <w:pPr>
-              <w:keepNext/>
-              <w:jc w:val="left"/>
-            </w:pPr>
-            <w:r>
-              <w:rPr>
-                <w:rFonts w:ascii="Times New Roman" w:hAnsi="Times New Roman" w:cs="Times New Roman" w:eastAsia="Times New Roman"/>
-                <w:b w:val="0"/>
-                <w:sz w:val="13"/>
-              </w:rPr>
-              <w:t>25</w:t>
-            </w:r>
-          </w:p>
-        </w:tc>
-        <w:tc>
-          <w:tcPr>
-            <w:tcW w:type="dxa" w:w="790"/>
-            <w:tcMar>
-              <w:left w:w="40" w:type="dxa"/>
-              <w:right w:w="40" w:type="dxa"/>
-            </w:tcMar>
-          </w:tcPr>
-          <w:p>
-            <w:pPr>
-              <w:keepNext/>
-              <w:jc w:val="left"/>
-            </w:pPr>
-            <w:r>
-              <w:rPr>
-                <w:rFonts w:ascii="Times New Roman" w:hAnsi="Times New Roman" w:cs="Times New Roman" w:eastAsia="Times New Roman"/>
-                <w:b w:val="0"/>
-                <w:sz w:val="13"/>
-              </w:rPr>
-              <w:t>14.0</w:t>
-            </w:r>
-          </w:p>
-        </w:tc>
-        <w:tc>
-          <w:tcPr>
-            <w:tcW w:type="dxa" w:w="889"/>
-            <w:tcMar>
-              <w:left w:w="40" w:type="dxa"/>
-              <w:right w:w="40" w:type="dxa"/>
-            </w:tcMar>
-          </w:tcPr>
-          <w:p>
-            <w:pPr>
-              <w:keepNext/>
-              <w:jc w:val="left"/>
-            </w:pPr>
-            <w:r>
-              <w:rPr>
-                <w:rFonts w:ascii="Times New Roman" w:hAnsi="Times New Roman" w:cs="Times New Roman" w:eastAsia="Times New Roman"/>
-                <w:b w:val="0"/>
-                <w:sz w:val="13"/>
-              </w:rPr>
-              <w:t>45.3</w:t>
-            </w:r>
-          </w:p>
-        </w:tc>
-        <w:tc>
-          <w:tcPr>
-            <w:tcW w:type="dxa" w:w="889"/>
-            <w:tcMar>
-              <w:left w:w="40" w:type="dxa"/>
-              <w:right w:w="40" w:type="dxa"/>
-            </w:tcMar>
-          </w:tcPr>
-          <w:p>
-            <w:pPr>
-              <w:keepNext/>
-              <w:jc w:val="left"/>
-            </w:pPr>
-            <w:r>
-              <w:rPr>
-                <w:rFonts w:ascii="Times New Roman" w:hAnsi="Times New Roman" w:cs="Times New Roman" w:eastAsia="Times New Roman"/>
-                <w:b w:val="0"/>
-                <w:sz w:val="13"/>
-              </w:rPr>
-              <w:t>13.4</w:t>
-            </w:r>
-          </w:p>
-        </w:tc>
-        <w:tc>
-          <w:tcPr>
-            <w:tcW w:type="dxa" w:w="889"/>
-            <w:tcMar>
-              <w:left w:w="40" w:type="dxa"/>
-              <w:right w:w="40" w:type="dxa"/>
-            </w:tcMar>
-          </w:tcPr>
-          <w:p>
-            <w:pPr>
-              <w:keepNext/>
-              <w:jc w:val="left"/>
-            </w:pPr>
-            <w:r>
-              <w:rPr>
-                <w:rFonts w:ascii="Times New Roman" w:hAnsi="Times New Roman" w:cs="Times New Roman" w:eastAsia="Times New Roman"/>
-                <w:b w:val="0"/>
-                <w:sz w:val="13"/>
-              </w:rPr>
-              <w:t>0.30×</w:t>
-            </w:r>
-          </w:p>
-        </w:tc>
-      </w:tr>
-      <w:tr>
-        <w:trPr>
-          <w:cantSplit/>
-        </w:trPr>
-        <w:tc>
-          <w:tcPr>
-            <w:tcW w:type="dxa" w:w="691"/>
-            <w:tcMar>
-              <w:left w:w="40" w:type="dxa"/>
-              <w:right w:w="40" w:type="dxa"/>
-            </w:tcMar>
-          </w:tcPr>
-          <w:p>
-            <w:pPr>
-              <w:keepNext/>
-              <w:jc w:val="left"/>
-            </w:pPr>
-            <w:r>
-              <w:rPr>
-                <w:rFonts w:ascii="Times New Roman" w:hAnsi="Times New Roman" w:cs="Times New Roman" w:eastAsia="Times New Roman"/>
-                <w:b w:val="0"/>
-                <w:sz w:val="13"/>
-              </w:rPr>
-              <w:t>25</w:t>
-            </w:r>
-          </w:p>
-        </w:tc>
-        <w:tc>
-          <w:tcPr>
-            <w:tcW w:type="dxa" w:w="790"/>
-            <w:tcMar>
-              <w:left w:w="40" w:type="dxa"/>
-              <w:right w:w="40" w:type="dxa"/>
-            </w:tcMar>
-          </w:tcPr>
-          <w:p>
-            <w:pPr>
-              <w:keepNext/>
-              <w:jc w:val="left"/>
-            </w:pPr>
-            <w:r>
-              <w:rPr>
-                <w:rFonts w:ascii="Times New Roman" w:hAnsi="Times New Roman" w:cs="Times New Roman" w:eastAsia="Times New Roman"/>
-                <w:b w:val="0"/>
-                <w:sz w:val="13"/>
-              </w:rPr>
-              <w:t>500</w:t>
-            </w:r>
-          </w:p>
-        </w:tc>
-        <w:tc>
-          <w:tcPr>
-            <w:tcW w:type="dxa" w:w="790"/>
-            <w:tcMar>
-              <w:left w:w="40" w:type="dxa"/>
-              <w:right w:w="40" w:type="dxa"/>
-            </w:tcMar>
-          </w:tcPr>
-          <w:p>
-            <w:pPr>
-              <w:keepNext/>
-              <w:jc w:val="left"/>
-            </w:pPr>
-            <w:r>
-              <w:rPr>
-                <w:rFonts w:ascii="Times New Roman" w:hAnsi="Times New Roman" w:cs="Times New Roman" w:eastAsia="Times New Roman"/>
-                <w:b w:val="0"/>
-                <w:sz w:val="13"/>
-              </w:rPr>
-              <w:t>32.3</w:t>
-            </w:r>
-          </w:p>
-        </w:tc>
-        <w:tc>
-          <w:tcPr>
-            <w:tcW w:type="dxa" w:w="889"/>
-            <w:tcMar>
-              <w:left w:w="40" w:type="dxa"/>
-              <w:right w:w="40" w:type="dxa"/>
-            </w:tcMar>
-          </w:tcPr>
-          <w:p>
-            <w:pPr>
-              <w:keepNext/>
-              <w:jc w:val="left"/>
-            </w:pPr>
-            <w:r>
-              <w:rPr>
-                <w:rFonts w:ascii="Times New Roman" w:hAnsi="Times New Roman" w:cs="Times New Roman" w:eastAsia="Times New Roman"/>
-                <w:b w:val="0"/>
-                <w:sz w:val="13"/>
-              </w:rPr>
-              <w:t>72.0</w:t>
-            </w:r>
-          </w:p>
-        </w:tc>
-        <w:tc>
-          <w:tcPr>
-            <w:tcW w:type="dxa" w:w="889"/>
-            <w:tcMar>
-              <w:left w:w="40" w:type="dxa"/>
-              <w:right w:w="40" w:type="dxa"/>
-            </w:tcMar>
-          </w:tcPr>
-          <w:p>
-            <w:pPr>
-              <w:keepNext/>
-              <w:jc w:val="left"/>
-            </w:pPr>
-            <w:r>
-              <w:rPr>
-                <w:rFonts w:ascii="Times New Roman" w:hAnsi="Times New Roman" w:cs="Times New Roman" w:eastAsia="Times New Roman"/>
-                <w:b w:val="0"/>
-                <w:sz w:val="13"/>
-              </w:rPr>
-              <w:t>30.5</w:t>
-            </w:r>
-          </w:p>
-        </w:tc>
-        <w:tc>
-          <w:tcPr>
-            <w:tcW w:type="dxa" w:w="889"/>
-            <w:tcMar>
-              <w:left w:w="40" w:type="dxa"/>
-              <w:right w:w="40" w:type="dxa"/>
-            </w:tcMar>
-          </w:tcPr>
-          <w:p>
-            <w:pPr>
-              <w:keepNext/>
-              <w:jc w:val="left"/>
-            </w:pPr>
-            <w:r>
-              <w:rPr>
-                <w:rFonts w:ascii="Times New Roman" w:hAnsi="Times New Roman" w:cs="Times New Roman" w:eastAsia="Times New Roman"/>
-                <w:b w:val="0"/>
-                <w:sz w:val="13"/>
-              </w:rPr>
-              <w:t>0.42×</w:t>
-            </w:r>
-          </w:p>
-        </w:tc>
-      </w:tr>
-      <w:tr>
-        <w:trPr>
-          <w:cantSplit/>
-        </w:trPr>
-        <w:tc>
-          <w:tcPr>
-            <w:tcW w:type="dxa" w:w="691"/>
-            <w:tcMar>
-              <w:left w:w="40" w:type="dxa"/>
-              <w:right w:w="40" w:type="dxa"/>
-            </w:tcMar>
-          </w:tcPr>
-          <w:p>
-            <w:pPr>
-              <w:keepNext/>
-              <w:jc w:val="left"/>
-            </w:pPr>
-            <w:r>
-              <w:rPr>
-                <w:rFonts w:ascii="Times New Roman" w:hAnsi="Times New Roman" w:cs="Times New Roman" w:eastAsia="Times New Roman"/>
-                <w:b w:val="0"/>
-                <w:sz w:val="13"/>
-              </w:rPr>
-              <w:t>100</w:t>
-            </w:r>
-          </w:p>
-        </w:tc>
-        <w:tc>
-          <w:tcPr>
-            <w:tcW w:type="dxa" w:w="790"/>
-            <w:tcMar>
-              <w:left w:w="40" w:type="dxa"/>
-              <w:right w:w="40" w:type="dxa"/>
-            </w:tcMar>
-          </w:tcPr>
-          <w:p>
-            <w:pPr>
-              <w:keepNext/>
-              <w:jc w:val="left"/>
-            </w:pPr>
-            <w:r>
-              <w:rPr>
-                <w:rFonts w:ascii="Times New Roman" w:hAnsi="Times New Roman" w:cs="Times New Roman" w:eastAsia="Times New Roman"/>
-                <w:b w:val="0"/>
-                <w:sz w:val="13"/>
-              </w:rPr>
-              <w:t>5,000</w:t>
-            </w:r>
-          </w:p>
-        </w:tc>
-        <w:tc>
-          <w:tcPr>
-            <w:tcW w:type="dxa" w:w="790"/>
-            <w:tcMar>
-              <w:left w:w="40" w:type="dxa"/>
-              <w:right w:w="40" w:type="dxa"/>
-            </w:tcMar>
-          </w:tcPr>
-          <w:p>
-            <w:pPr>
-              <w:keepNext/>
-              <w:jc w:val="left"/>
-            </w:pPr>
-            <w:r>
-              <w:rPr>
-                <w:rFonts w:ascii="Times New Roman" w:hAnsi="Times New Roman" w:cs="Times New Roman" w:eastAsia="Times New Roman"/>
-                <w:b w:val="0"/>
-                <w:sz w:val="13"/>
-              </w:rPr>
-              <w:t>159.6</w:t>
-            </w:r>
-          </w:p>
-        </w:tc>
-        <w:tc>
-          <w:tcPr>
-            <w:tcW w:type="dxa" w:w="889"/>
-            <w:tcMar>
-              <w:left w:w="40" w:type="dxa"/>
-              <w:right w:w="40" w:type="dxa"/>
-            </w:tcMar>
-          </w:tcPr>
-          <w:p>
-            <w:pPr>
-              <w:keepNext/>
-              <w:jc w:val="left"/>
-            </w:pPr>
-            <w:r>
-              <w:rPr>
-                <w:rFonts w:ascii="Times New Roman" w:hAnsi="Times New Roman" w:cs="Times New Roman" w:eastAsia="Times New Roman"/>
-                <w:b w:val="0"/>
-                <w:sz w:val="13"/>
-              </w:rPr>
-              <w:t>115.8</w:t>
-            </w:r>
-          </w:p>
-        </w:tc>
-        <w:tc>
-          <w:tcPr>
-            <w:tcW w:type="dxa" w:w="889"/>
-            <w:tcMar>
-              <w:left w:w="40" w:type="dxa"/>
-              <w:right w:w="40" w:type="dxa"/>
-            </w:tcMar>
-          </w:tcPr>
-          <w:p>
-            <w:pPr>
-              <w:keepNext/>
-              <w:jc w:val="left"/>
-            </w:pPr>
-            <w:r>
-              <w:rPr>
-                <w:rFonts w:ascii="Times New Roman" w:hAnsi="Times New Roman" w:cs="Times New Roman" w:eastAsia="Times New Roman"/>
-                <w:b w:val="0"/>
-                <w:sz w:val="13"/>
-              </w:rPr>
-              <w:t>159.5</w:t>
-            </w:r>
-          </w:p>
-        </w:tc>
-        <w:tc>
-          <w:tcPr>
-            <w:tcW w:type="dxa" w:w="889"/>
-            <w:tcMar>
-              <w:left w:w="40" w:type="dxa"/>
-              <w:right w:w="40" w:type="dxa"/>
-            </w:tcMar>
-          </w:tcPr>
-          <w:p>
-            <w:pPr>
-              <w:keepNext/>
-              <w:jc w:val="left"/>
-            </w:pPr>
-            <w:r>
-              <w:rPr>
-                <w:rFonts w:ascii="Times New Roman" w:hAnsi="Times New Roman" w:cs="Times New Roman" w:eastAsia="Times New Roman"/>
-                <w:b w:val="0"/>
-                <w:sz w:val="13"/>
-              </w:rPr>
-              <w:t>1.38×</w:t>
-            </w:r>
-          </w:p>
-        </w:tc>
-      </w:tr>
-      <w:tr>
-        <w:trPr>
-          <w:cantSplit/>
-        </w:trPr>
-        <w:tc>
-          <w:tcPr>
-            <w:tcW w:type="dxa" w:w="691"/>
-            <w:tcMar>
-              <w:left w:w="40" w:type="dxa"/>
-              <w:right w:w="40" w:type="dxa"/>
-            </w:tcMar>
-          </w:tcPr>
-          <w:p>
-            <w:pPr>
-              <w:keepNext/>
-              <w:jc w:val="left"/>
-            </w:pPr>
-            <w:r>
-              <w:rPr>
-                <w:rFonts w:ascii="Times New Roman" w:hAnsi="Times New Roman" w:cs="Times New Roman" w:eastAsia="Times New Roman"/>
-                <w:b w:val="0"/>
-                <w:sz w:val="13"/>
-              </w:rPr>
-              <w:t>250</w:t>
-            </w:r>
-          </w:p>
-        </w:tc>
-        <w:tc>
-          <w:tcPr>
-            <w:tcW w:type="dxa" w:w="790"/>
-            <w:tcMar>
-              <w:left w:w="40" w:type="dxa"/>
-              <w:right w:w="40" w:type="dxa"/>
-            </w:tcMar>
-          </w:tcPr>
-          <w:p>
-            <w:pPr>
-              <w:keepNext/>
-              <w:jc w:val="left"/>
-            </w:pPr>
-            <w:r>
-              <w:rPr>
-                <w:rFonts w:ascii="Times New Roman" w:hAnsi="Times New Roman" w:cs="Times New Roman" w:eastAsia="Times New Roman"/>
-                <w:b w:val="0"/>
-                <w:sz w:val="13"/>
-              </w:rPr>
-              <w:t>25,000</w:t>
-            </w:r>
-          </w:p>
-        </w:tc>
-        <w:tc>
-          <w:tcPr>
-            <w:tcW w:type="dxa" w:w="790"/>
-            <w:tcMar>
-              <w:left w:w="40" w:type="dxa"/>
-              <w:right w:w="40" w:type="dxa"/>
-            </w:tcMar>
-          </w:tcPr>
-          <w:p>
-            <w:pPr>
-              <w:keepNext/>
-              <w:jc w:val="left"/>
-            </w:pPr>
-            <w:r>
-              <w:rPr>
-                <w:rFonts w:ascii="Times New Roman" w:hAnsi="Times New Roman" w:cs="Times New Roman" w:eastAsia="Times New Roman"/>
-                <w:b w:val="0"/>
-                <w:sz w:val="13"/>
-              </w:rPr>
-              <w:t>691.2</w:t>
-            </w:r>
-          </w:p>
-        </w:tc>
-        <w:tc>
-          <w:tcPr>
-            <w:tcW w:type="dxa" w:w="889"/>
-            <w:tcMar>
-              <w:left w:w="40" w:type="dxa"/>
-              <w:right w:w="40" w:type="dxa"/>
-            </w:tcMar>
-          </w:tcPr>
-          <w:p>
-            <w:pPr>
-              <w:keepNext/>
-              <w:jc w:val="left"/>
-            </w:pPr>
-            <w:r>
-              <w:rPr>
-                <w:rFonts w:ascii="Times New Roman" w:hAnsi="Times New Roman" w:cs="Times New Roman" w:eastAsia="Times New Roman"/>
-                <w:b w:val="0"/>
-                <w:sz w:val="13"/>
-              </w:rPr>
-              <w:t>195.8</w:t>
-            </w:r>
-          </w:p>
-        </w:tc>
-        <w:tc>
-          <w:tcPr>
-            <w:tcW w:type="dxa" w:w="889"/>
-            <w:tcMar>
-              <w:left w:w="40" w:type="dxa"/>
-              <w:right w:w="40" w:type="dxa"/>
-            </w:tcMar>
-          </w:tcPr>
-          <w:p>
-            <w:pPr>
-              <w:keepNext/>
-              <w:jc w:val="left"/>
-            </w:pPr>
-            <w:r>
-              <w:rPr>
-                <w:rFonts w:ascii="Times New Roman" w:hAnsi="Times New Roman" w:cs="Times New Roman" w:eastAsia="Times New Roman"/>
-                <w:b w:val="0"/>
-                <w:sz w:val="13"/>
-              </w:rPr>
-              <w:t>709.6</w:t>
-            </w:r>
-          </w:p>
-        </w:tc>
-        <w:tc>
-          <w:tcPr>
-            <w:tcW w:type="dxa" w:w="889"/>
-            <w:tcMar>
-              <w:left w:w="40" w:type="dxa"/>
-              <w:right w:w="40" w:type="dxa"/>
-            </w:tcMar>
-          </w:tcPr>
-          <w:p>
-            <w:pPr>
-              <w:keepNext/>
-              <w:jc w:val="left"/>
-            </w:pPr>
-            <w:r>
-              <w:rPr>
-                <w:rFonts w:ascii="Times New Roman" w:hAnsi="Times New Roman" w:cs="Times New Roman" w:eastAsia="Times New Roman"/>
-                <w:b w:val="0"/>
-                <w:sz w:val="13"/>
-              </w:rPr>
-              <w:t>3.62×</w:t>
-            </w:r>
-          </w:p>
-        </w:tc>
-      </w:tr>
-      <w:tr>
-        <w:trPr>
-          <w:cantSplit/>
-        </w:trPr>
-        <w:tc>
-          <w:tcPr>
-            <w:tcW w:type="dxa" w:w="691"/>
-            <w:tcMar>
-              <w:left w:w="40" w:type="dxa"/>
-              <w:right w:w="40" w:type="dxa"/>
-            </w:tcMar>
-          </w:tcPr>
-          <w:p>
-            <w:pPr>
-              <w:keepNext w:val="0"/>
-              <w:jc w:val="left"/>
-            </w:pPr>
-            <w:r>
-              <w:rPr>
-                <w:rFonts w:ascii="Times New Roman" w:hAnsi="Times New Roman" w:cs="Times New Roman" w:eastAsia="Times New Roman"/>
-                <w:b w:val="0"/>
-                <w:sz w:val="13"/>
-              </w:rPr>
-              <w:t>500</w:t>
-            </w:r>
-          </w:p>
-        </w:tc>
-        <w:tc>
-          <w:tcPr>
-            <w:tcW w:type="dxa" w:w="790"/>
-            <w:tcMar>
-              <w:left w:w="40" w:type="dxa"/>
-              <w:right w:w="40" w:type="dxa"/>
-            </w:tcMar>
-          </w:tcPr>
-          <w:p>
-            <w:pPr>
-              <w:keepNext w:val="0"/>
-              <w:jc w:val="left"/>
-            </w:pPr>
-            <w:r>
-              <w:rPr>
-                <w:rFonts w:ascii="Times New Roman" w:hAnsi="Times New Roman" w:cs="Times New Roman" w:eastAsia="Times New Roman"/>
-                <w:b w:val="0"/>
-                <w:sz w:val="13"/>
-              </w:rPr>
-              <w:t>50,000</w:t>
-            </w:r>
-          </w:p>
-        </w:tc>
-        <w:tc>
-          <w:tcPr>
-            <w:tcW w:type="dxa" w:w="790"/>
-            <w:tcMar>
-              <w:left w:w="40" w:type="dxa"/>
-              <w:right w:w="40" w:type="dxa"/>
-            </w:tcMar>
-          </w:tcPr>
-          <w:p>
-            <w:pPr>
-              <w:keepNext w:val="0"/>
-              <w:jc w:val="left"/>
-            </w:pPr>
-            <w:r>
-              <w:rPr>
-                <w:rFonts w:ascii="Times New Roman" w:hAnsi="Times New Roman" w:cs="Times New Roman" w:eastAsia="Times New Roman"/>
-                <w:b w:val="0"/>
-                <w:sz w:val="13"/>
-              </w:rPr>
-              <w:t>1425.6</w:t>
-            </w:r>
-          </w:p>
-        </w:tc>
-        <w:tc>
-          <w:tcPr>
-            <w:tcW w:type="dxa" w:w="889"/>
-            <w:tcMar>
-              <w:left w:w="40" w:type="dxa"/>
-              <w:right w:w="40" w:type="dxa"/>
-            </w:tcMar>
-          </w:tcPr>
-          <w:p>
-            <w:pPr>
-              <w:keepNext w:val="0"/>
-              <w:jc w:val="left"/>
-            </w:pPr>
-            <w:r>
-              <w:rPr>
-                <w:rFonts w:ascii="Times New Roman" w:hAnsi="Times New Roman" w:cs="Times New Roman" w:eastAsia="Times New Roman"/>
-                <w:b w:val="0"/>
-                <w:sz w:val="13"/>
-              </w:rPr>
-              <w:t>204.0</w:t>
-            </w:r>
-          </w:p>
-        </w:tc>
-        <w:tc>
-          <w:tcPr>
-            <w:tcW w:type="dxa" w:w="889"/>
-            <w:tcMar>
-              <w:left w:w="40" w:type="dxa"/>
-              <w:right w:w="40" w:type="dxa"/>
-            </w:tcMar>
-          </w:tcPr>
-          <w:p>
-            <w:pPr>
-              <w:keepNext w:val="0"/>
-              <w:jc w:val="left"/>
-            </w:pPr>
-            <w:r>
-              <w:rPr>
-                <w:rFonts w:ascii="Times New Roman" w:hAnsi="Times New Roman" w:cs="Times New Roman" w:eastAsia="Times New Roman"/>
-                <w:b w:val="0"/>
-                <w:sz w:val="13"/>
-              </w:rPr>
-              <w:t>1384.8</w:t>
-            </w:r>
-          </w:p>
-        </w:tc>
-        <w:tc>
-          <w:tcPr>
-            <w:tcW w:type="dxa" w:w="889"/>
-            <w:tcMar>
-              <w:left w:w="40" w:type="dxa"/>
-              <w:right w:w="40" w:type="dxa"/>
-            </w:tcMar>
-          </w:tcPr>
-          <w:p>
-            <w:pPr>
-              <w:keepNext w:val="0"/>
-              <w:jc w:val="left"/>
-            </w:pPr>
-            <w:r>
-              <w:rPr>
-                <w:rFonts w:ascii="Times New Roman" w:hAnsi="Times New Roman" w:cs="Times New Roman" w:eastAsia="Times New Roman"/>
-                <w:b w:val="0"/>
-                <w:sz w:val="13"/>
-              </w:rPr>
-              <w:t>6.79×</w:t>
-            </w:r>
-          </w:p>
-        </w:tc>
-      </w:tr>
-    </w:tbl>
-    <w:p>
-      <w:pPr>
-        <w:spacing w:after="60" w:line="60" w:lineRule="exact"/>
-      </w:pPr>
     </w:p>
     <w:p>
       <w:pPr>
@@ -5206,7 +5057,7 @@
       <w:r>
         <w:drawing>
           <wp:inline xmlns:a="http://schemas.openxmlformats.org/drawingml/2006/main" xmlns:pic="http://schemas.openxmlformats.org/drawingml/2006/picture">
-            <wp:extent cx="3108960" cy="1396779"/>
+            <wp:extent cx="3108960" cy="1802296"/>
             <wp:docPr id="6" name="Picture 6"/>
             <wp:cNvGraphicFramePr>
               <a:graphicFrameLocks noChangeAspect="1"/>
@@ -5215,7 +5066,7 @@
               <a:graphicData uri="http://schemas.openxmlformats.org/drawingml/2006/picture">
                 <pic:pic>
                   <pic:nvPicPr>
-                    <pic:cNvPr id="0" name="fig6_tamper.png"/>
+                    <pic:cNvPr id="0" name="fig6_scale.png"/>
                     <pic:cNvPicPr/>
                   </pic:nvPicPr>
                   <pic:blipFill>
@@ -5227,7 +5078,7 @@
                   <pic:spPr>
                     <a:xfrm>
                       <a:off x="0" y="0"/>
-                      <a:ext cx="3108960" cy="1396779"/>
+                      <a:ext cx="3108960" cy="1802296"/>
                     </a:xfrm>
                     <a:prstGeom prst="rect"/>
                   </pic:spPr>
@@ -5248,7 +5099,7 @@
           <w:rFonts w:ascii="Times New Roman" w:hAnsi="Times New Roman" w:cs="Times New Roman" w:eastAsia="Times New Roman"/>
           <w:sz w:val="16"/>
         </w:rPr>
-        <w:t>Fig. 6. Audit-ledger tamper matrix: seven attacks on a three-record ledger; green = detected, red = not detected.</w:t>
+        <w:t>Fig. 6. (a) Perplexity relative to the noise-free model against federation size (synthetic corpus). (b) Client-level attack AUC against σ for neural adapters.</w:t>
       </w:r>
     </w:p>
     <w:p>
@@ -5265,7 +5116,7 @@
           <w:i/>
           <w:sz w:val="20"/>
         </w:rPr>
-        <w:t>Audit and service behaviour.</w:t>
+        <w:t>Audit, service and tests.</w:t>
       </w:r>
       <w:r>
         <w:rPr>
@@ -5274,59 +5125,7 @@
           <w:i w:val="0"/>
           <w:sz w:val="20"/>
         </w:rPr>
-        <w:t xml:space="preserve"> The ledger detects an edited field, a flipped status, a deleted record and swapped records, but misses tail truncation, a full re-hash forgery and an appended forged record (no signature or anchor). An append re-reads the file: 0.44 ms at one record and 19.6 ms at 2,000. Unlearning (45 ms) is slower than re-running the proxy training (13 ms) with 5 clients, 1.4 times faster at 100 clients and 6.8 times faster at 500; this says nothing about LLM-scale retraining. On localhost the median latency is 36 ms for training and 58 ms for unlearning. A 2 MB body aborts the connection instead of returning an error, unsupported methods return an HTML page, and no endpoint is authenticated.</w:t>
-      </w:r>
-    </w:p>
-    <w:p>
-      <w:pPr>
-        <w:keepNext w:val="0"/>
-        <w:spacing w:after="0" w:before="0"/>
-        <w:ind w:firstLine="288"/>
-        <w:jc w:val="both"/>
-      </w:pPr>
-      <w:r>
-        <w:rPr>
-          <w:rFonts w:ascii="Times New Roman" w:hAnsi="Times New Roman" w:cs="Times New Roman" w:eastAsia="Times New Roman"/>
-          <w:b w:val="0"/>
-          <w:i/>
-          <w:sz w:val="20"/>
-        </w:rPr>
-        <w:t>Testing.</w:t>
-      </w:r>
-      <w:r>
-        <w:rPr>
-          <w:rFonts w:ascii="Times New Roman" w:hAnsi="Times New Roman" w:cs="Times New Roman" w:eastAsia="Times New Roman"/>
-          <w:b w:val="0"/>
-          <w:i w:val="0"/>
-          <w:sz w:val="20"/>
-        </w:rPr>
-        <w:t xml:space="preserve"> The five unit tests and the 14 smoke checks pass. 20 further edge-case calls (malformed JSON, a JSON array body, an unknown and an SQL-like client id, an empty, Unicode and 5,000-character seed, a repeated removal, removal of the last client, a path-traversal URL) return JSON errors with status 400 or 404 or succeed as intended, apart from the oversized body and the unsupported method noted above. Not tested: concurrent load, a real LLM, GPU training and any penetration test.</w:t>
-      </w:r>
-    </w:p>
-    <w:p>
-      <w:pPr>
-        <w:keepNext w:val="0"/>
-        <w:spacing w:after="0" w:before="0"/>
-        <w:ind w:firstLine="288"/>
-        <w:jc w:val="both"/>
-      </w:pPr>
-      <w:r>
-        <w:rPr>
-          <w:rFonts w:ascii="Times New Roman" w:hAnsi="Times New Roman" w:cs="Times New Roman" w:eastAsia="Times New Roman"/>
-          <w:b w:val="0"/>
-          <w:i/>
-          <w:sz w:val="20"/>
-        </w:rPr>
-        <w:t>Observed limits.</w:t>
-      </w:r>
-      <w:r>
-        <w:rPr>
-          <w:rFonts w:ascii="Times New Roman" w:hAnsi="Times New Roman" w:cs="Times New Roman" w:eastAsia="Times New Roman"/>
-          <w:b w:val="0"/>
-          <w:i w:val="0"/>
-          <w:sz w:val="20"/>
-        </w:rPr>
-        <w:t xml:space="preserve"> The attack has a resolution of 0.04 and uses only ten texts; state lives in memory and is lost on restart while the ledger persists; one engine is shared by every caller; the 25 sentences cannot show generalisation; and exactness of subtraction holds for one aggregation round only. These limits, not the arithmetic, bound what the certificate can claim.</w:t>
+        <w:t xml:space="preserve"> The ledger detects an edited field, a flipped status, a deleted record and swapped records, but not tail truncation, a re-hashed forgery or an appended forged record, and an emptied ledger verifies as valid; an append re-reads the file (0.44 ms at one record, 19.6 ms at 2,000). On the proxy, unlearning (45 ms) is slower than re-running the training (13 ms) with 5 clients and 6.8 times faster at 500. The five unit tests and 14 smoke checks pass. From 1 to 64 concurrent clients the server returns no 5xx error at up to 8 clients; at 16 to 64 a handful of requests fail (at most 19 of 500), and /api/state saturates near 86 requests/s because it re-reads the ledger. 32 simultaneous removals of one client yield exactly one success, 16 simultaneous trainings write 16 valid records, and a 2,000-request soak has no error. Of 58 hostile or malformed requests 35 are handled, 15 behave noteworthily and 8 are defects: no read timeout and a negative Content-Length block a thread, a cross-site POST and a forged Host header are accepted, burst connections are refused, a corrupt ledger line breaks the interface, and no endpoint is authenticated. All 20 scripted synthetic-user journeys in Chrome (11 desktop, 9 phone, 14 dark mode; 49 certificates) pass with no console error; this is a scripted test, not a human study.</w:t>
       </w:r>
     </w:p>
     <w:p>
@@ -5352,33 +5151,7 @@
           <w:i w:val="0"/>
           <w:sz w:val="20"/>
         </w:rPr>
-        <w:t xml:space="preserve"> The base paper [1] reports no comparable metric. FedMemPrune [12], Oblivionis [13] and FedORA [14] use image, benchmark-LLM and vertical-federated data with neural models, so none of the numbers above is comparable with theirs; the comparison is qualitative: ForgetSafe is exact only because its aggregate is linear and single-round, whereas those works handle nonlinear networks. It adds a per-request certificate and a tamper-evident ledger; FedORA certifies through a bound to retraining, and the other two works describe no audit record.</w:t>
-      </w:r>
-    </w:p>
-    <w:p>
-      <w:pPr>
-        <w:keepNext w:val="0"/>
-        <w:spacing w:after="0" w:before="0"/>
-        <w:ind w:firstLine="288"/>
-        <w:jc w:val="both"/>
-      </w:pPr>
-      <w:r>
-        <w:rPr>
-          <w:rFonts w:ascii="Times New Roman" w:hAnsi="Times New Roman" w:cs="Times New Roman" w:eastAsia="Times New Roman"/>
-          <w:b w:val="0"/>
-          <w:i/>
-          <w:sz w:val="20"/>
-        </w:rPr>
-        <w:t>Implications.</w:t>
-      </w:r>
-      <w:r>
-        <w:rPr>
-          <w:rFonts w:ascii="Times New Roman" w:hAnsi="Times New Roman" w:cs="Times New Roman" w:eastAsia="Times New Roman"/>
-          <w:b w:val="0"/>
-          <w:i w:val="0"/>
-          <w:sz w:val="20"/>
-        </w:rPr>
-        <w:t xml:space="preserve"> Four practical rules follow. Report utility next to ε, because a bound that leaves the model worse than uniform protects nothing useful. Test a certificate against a fresh-noise retrain and a noise-free attack, because an identity check cannot fail. Draw fresh noise or re-account the budget after a removal, because reused noise makes the reported ε a statement about training, not about forgetting. Treat a hash chain as evidence of casual edits only; signatures or an external anchor are needed to detect truncation or re-hashing.</w:t>
+        <w:t xml:space="preserve"> The base paper [1] reports no comparable metric. FedMemPrune [12], Oblivionis [13] and FedORA [14] use image, benchmark-LLM and vertical-federated data with neural models, so none of the numbers above is comparable with theirs; the comparison is qualitative: ForgetSafe is exact because its aggregate is linear and single-round, whereas those works handle nonlinear networks, and it adds a per-request certificate and a tamper-evident ledger.</w:t>
       </w:r>
     </w:p>
     <w:p>
@@ -5410,7 +5183,7 @@
           <w:i w:val="0"/>
           <w:sz w:val="20"/>
         </w:rPr>
-        <w:t>ForgetSafe meets its objectives on a bigram proxy: federated aggregation across five clients (partly, no LLM), parameter-level removal without retraining (met), a differential-privacy bound (partly: ε = 1.61 lies outside the range of the classical bound, the noise is reused and no accountant exists), attack and retrain verification (met, but the attack is uninformative at the default noise), utility retention (97.1 %, on a near-useless baseline) and per-request audit records (met, with the blind spots above). The key finding is that the certificate proves exactness of the arithmetic, not forgetting of an LLM; the fresh-noise and noise-free experiments supply the evidence the certificate cannot. Future work: replace the proxy with LoRA adapters of a small Hugging Face model over several federated rounds [3]; add privacy accounting [16] and fresh noise after removal; sign and externally anchor the ledger; and test stronger membership attacks. Until then ForgetSafe is a reproducible demonstrator of the workflow (train, remove, check, certify, record) and of how to test such a certificate, not a compliance product and not a claim that an LLM has been formally erased. Every number in this paper is regenerated by one script from fixed seeds.</w:t>
+        <w:t>ForgetSafe meets its six objectives at the scale it was built for. Federated aggregation runs across five bigram clients and eight clients fine-tuning LoRA-style adapters of a 137k-parameter GRU; removal needs no retraining (24 µs for an adapter against 5.9 s); the (ε, δ) bound is reported, but at the default σ it lies outside the classical range, the noise is reused, no accountant exists, and ε &lt; 1 with a useful model needs about 1,000 clients; the membership attack and the fresh-noise retrain agree on all three models; retention is 97.1 % at the default and 99.9 % for adapters without noise; and every event is chained, with the blind spots and service defects measured above. The key finding is that the certificate proves the exactness of the arithmetic, not forgetting: the noise-free, fresh-noise and domain-level experiments supply that evidence. The study covers a 137k-parameter GRU on synthetic data in one aggregation round on one CPU workstation, and makes no claim about larger pretrained LLMs or multi-round training.</w:t>
       </w:r>
     </w:p>
     <w:p>
@@ -5427,7 +5200,7 @@
           <w:i w:val="0"/>
           <w:sz w:val="20"/>
         </w:rPr>
-        <w:t>In answer to the four questions: removal by subtraction equals the retained-only aggregate exactly and matches a fresh retrain in distribution; the certificate's own check is an identity and cannot fail; the default noise removes the leakage and the utility together; and the ledger resists casual edits but not an adversary who can rewrite the file.</w:t>
+        <w:t>Future work: draw fresh noise or keep a privacy accountant [16] after each removal; sign and externally anchor the ledger and add authentication, request timeouts and origin checks; extend the adapters to a pretrained language model over several rounds [3]; and test stronger membership attacks. In short, removal by subtraction equals the retained-only aggregate exactly and a fresh retrain in distribution, the certificate's own check is an identity, the default noise removes the leakage and the utility together, and the ledger resists casual edits but not an adversary who can rewrite the file.</w:t>
       </w:r>
     </w:p>
     <w:p>
